--- a/MANUAL_ESTUDIANTES.docx
+++ b/MANUAL_ESTUDIANTES.docx
@@ -5,7 +5,7 @@
     <w:p>
       <w:pPr>
         <w:pStyle w:val="Ttulo1"/>
-        <w:divId w:val="2072145921"/>
+        <w:divId w:val="1591548941"/>
         <w:rPr>
           <w:rFonts w:ascii="Segoe UI" w:eastAsia="Times New Roman" w:hAnsi="Segoe UI" w:cs="Segoe UI"/>
           <w:lang w:val="es-ES"/>
@@ -22,7 +22,7 @@
     <w:p>
       <w:pPr>
         <w:pStyle w:val="NormalWeb"/>
-        <w:divId w:val="2072145921"/>
+        <w:divId w:val="1591548941"/>
         <w:rPr>
           <w:rFonts w:ascii="Segoe UI" w:hAnsi="Segoe UI" w:cs="Segoe UI"/>
           <w:color w:val="1A1A1A"/>
@@ -66,24 +66,24 @@
     <w:p>
       <w:pPr>
         <w:spacing w:before="360" w:after="360"/>
-        <w:divId w:val="2072145921"/>
-        <w:rPr>
-          <w:rFonts w:ascii="Segoe UI" w:eastAsia="Times New Roman" w:hAnsi="Segoe UI" w:cs="Segoe UI"/>
-          <w:color w:val="1A1A1A"/>
-          <w:sz w:val="23"/>
-          <w:szCs w:val="23"/>
-          <w:lang w:val="es-ES"/>
-        </w:rPr>
-      </w:pPr>
-      <w:r>
-        <w:rPr>
-          <w:rFonts w:ascii="Segoe UI" w:eastAsia="Times New Roman" w:hAnsi="Segoe UI" w:cs="Segoe UI"/>
-          <w:color w:val="1A1A1A"/>
-          <w:sz w:val="23"/>
-          <w:szCs w:val="23"/>
-          <w:lang w:val="es-ES"/>
-        </w:rPr>
-        <w:pict w14:anchorId="4C85C7A1">
+        <w:divId w:val="1591548941"/>
+        <w:rPr>
+          <w:rFonts w:ascii="Segoe UI" w:eastAsia="Times New Roman" w:hAnsi="Segoe UI" w:cs="Segoe UI"/>
+          <w:color w:val="1A1A1A"/>
+          <w:sz w:val="23"/>
+          <w:szCs w:val="23"/>
+          <w:lang w:val="es-ES"/>
+        </w:rPr>
+      </w:pPr>
+      <w:r>
+        <w:rPr>
+          <w:rFonts w:ascii="Segoe UI" w:eastAsia="Times New Roman" w:hAnsi="Segoe UI" w:cs="Segoe UI"/>
+          <w:color w:val="1A1A1A"/>
+          <w:sz w:val="23"/>
+          <w:szCs w:val="23"/>
+          <w:lang w:val="es-ES"/>
+        </w:rPr>
+        <w:pict>
           <v:rect id="_x0000_i1025" style="width:0;height:1.5pt" o:hralign="center" o:hrstd="t" o:hr="t" fillcolor="#a0a0a0" stroked="f"/>
         </w:pict>
       </w:r>
@@ -91,7 +91,7 @@
     <w:p>
       <w:pPr>
         <w:pStyle w:val="Ttulo2"/>
-        <w:divId w:val="2072145921"/>
+        <w:divId w:val="1591548941"/>
         <w:rPr>
           <w:rFonts w:ascii="Segoe UI" w:eastAsia="Times New Roman" w:hAnsi="Segoe UI" w:cs="Segoe UI"/>
           <w:lang w:val="es-ES"/>
@@ -108,7 +108,7 @@
     <w:p>
       <w:pPr>
         <w:pStyle w:val="NormalWeb"/>
-        <w:divId w:val="2072145921"/>
+        <w:divId w:val="1591548941"/>
         <w:rPr>
           <w:rFonts w:ascii="Segoe UI" w:hAnsi="Segoe UI" w:cs="Segoe UI"/>
           <w:color w:val="1A1A1A"/>
@@ -157,7 +157,7 @@
         </w:numPr>
         <w:spacing w:before="45" w:after="45"/>
         <w:ind w:left="810"/>
-        <w:divId w:val="2072145921"/>
+        <w:divId w:val="1591548941"/>
         <w:rPr>
           <w:rFonts w:ascii="Segoe UI" w:eastAsia="Times New Roman" w:hAnsi="Segoe UI" w:cs="Segoe UI"/>
           <w:color w:val="1A1A1A"/>
@@ -196,7 +196,7 @@
         </w:numPr>
         <w:spacing w:before="45" w:after="45"/>
         <w:ind w:left="810"/>
-        <w:divId w:val="2072145921"/>
+        <w:divId w:val="1591548941"/>
         <w:rPr>
           <w:rFonts w:ascii="Segoe UI" w:eastAsia="Times New Roman" w:hAnsi="Segoe UI" w:cs="Segoe UI"/>
           <w:color w:val="1A1A1A"/>
@@ -245,7 +245,7 @@
         </w:numPr>
         <w:spacing w:before="45" w:after="45"/>
         <w:ind w:left="810"/>
-        <w:divId w:val="2072145921"/>
+        <w:divId w:val="1591548941"/>
         <w:rPr>
           <w:rFonts w:ascii="Segoe UI" w:eastAsia="Times New Roman" w:hAnsi="Segoe UI" w:cs="Segoe UI"/>
           <w:color w:val="1A1A1A"/>
@@ -294,7 +294,7 @@
         </w:numPr>
         <w:spacing w:before="45" w:after="45"/>
         <w:ind w:left="810"/>
-        <w:divId w:val="2072145921"/>
+        <w:divId w:val="1591548941"/>
         <w:rPr>
           <w:rFonts w:ascii="Segoe UI" w:eastAsia="Times New Roman" w:hAnsi="Segoe UI" w:cs="Segoe UI"/>
           <w:color w:val="1A1A1A"/>
@@ -385,45 +385,45 @@
         </w:numPr>
         <w:spacing w:before="45" w:after="45"/>
         <w:ind w:left="810"/>
-        <w:divId w:val="2072145921"/>
-        <w:rPr>
-          <w:rFonts w:ascii="Segoe UI" w:eastAsia="Times New Roman" w:hAnsi="Segoe UI" w:cs="Segoe UI"/>
-          <w:color w:val="1A1A1A"/>
-          <w:sz w:val="23"/>
-          <w:szCs w:val="23"/>
-          <w:lang w:val="es-ES"/>
-        </w:rPr>
-      </w:pPr>
-      <w:r>
-        <w:rPr>
-          <w:rFonts w:ascii="Segoe UI" w:eastAsia="Times New Roman" w:hAnsi="Segoe UI" w:cs="Segoe UI"/>
-          <w:color w:val="1A1A1A"/>
-          <w:sz w:val="23"/>
-          <w:szCs w:val="23"/>
-          <w:lang w:val="es-ES"/>
-        </w:rPr>
-        <w:t xml:space="preserve">Presentar su </w:t>
-      </w:r>
-      <w:r>
-        <w:rPr>
-          <w:rStyle w:val="Fuerte"/>
-          <w:rFonts w:ascii="Segoe UI" w:eastAsia="Times New Roman" w:hAnsi="Segoe UI" w:cs="Segoe UI"/>
-          <w:color w:val="1A1A1A"/>
-          <w:sz w:val="23"/>
-          <w:szCs w:val="23"/>
-          <w:lang w:val="es-ES"/>
-        </w:rPr>
-        <w:t>credencial QR</w:t>
-      </w:r>
-      <w:r>
-        <w:rPr>
-          <w:rFonts w:ascii="Segoe UI" w:eastAsia="Times New Roman" w:hAnsi="Segoe UI" w:cs="Segoe UI"/>
-          <w:color w:val="1A1A1A"/>
-          <w:sz w:val="23"/>
-          <w:szCs w:val="23"/>
-          <w:lang w:val="es-ES"/>
-        </w:rPr>
-        <w:t xml:space="preserve"> en la fila del comedor.</w:t>
+        <w:divId w:val="1591548941"/>
+        <w:rPr>
+          <w:rFonts w:ascii="Segoe UI" w:eastAsia="Times New Roman" w:hAnsi="Segoe UI" w:cs="Segoe UI"/>
+          <w:color w:val="1A1A1A"/>
+          <w:sz w:val="23"/>
+          <w:szCs w:val="23"/>
+          <w:lang w:val="es-ES"/>
+        </w:rPr>
+      </w:pPr>
+      <w:r>
+        <w:rPr>
+          <w:rFonts w:ascii="Segoe UI" w:eastAsia="Times New Roman" w:hAnsi="Segoe UI" w:cs="Segoe UI"/>
+          <w:color w:val="1A1A1A"/>
+          <w:sz w:val="23"/>
+          <w:szCs w:val="23"/>
+          <w:lang w:val="es-ES"/>
+        </w:rPr>
+        <w:t xml:space="preserve">Consultar el </w:t>
+      </w:r>
+      <w:r>
+        <w:rPr>
+          <w:rStyle w:val="Fuerte"/>
+          <w:rFonts w:ascii="Segoe UI" w:eastAsia="Times New Roman" w:hAnsi="Segoe UI" w:cs="Segoe UI"/>
+          <w:color w:val="1A1A1A"/>
+          <w:sz w:val="23"/>
+          <w:szCs w:val="23"/>
+          <w:lang w:val="es-ES"/>
+        </w:rPr>
+        <w:t>catálogo disponible</w:t>
+      </w:r>
+      <w:r>
+        <w:rPr>
+          <w:rFonts w:ascii="Segoe UI" w:eastAsia="Times New Roman" w:hAnsi="Segoe UI" w:cs="Segoe UI"/>
+          <w:color w:val="1A1A1A"/>
+          <w:sz w:val="23"/>
+          <w:szCs w:val="23"/>
+          <w:lang w:val="es-ES"/>
+        </w:rPr>
+        <w:t xml:space="preserve"> de la biblioteca (libros y materiales como calculadoras o reglas) y buscar títulos.</w:t>
       </w:r>
     </w:p>
     <w:p>
@@ -434,45 +434,45 @@
         </w:numPr>
         <w:spacing w:before="45" w:after="45"/>
         <w:ind w:left="810"/>
-        <w:divId w:val="2072145921"/>
-        <w:rPr>
-          <w:rFonts w:ascii="Segoe UI" w:eastAsia="Times New Roman" w:hAnsi="Segoe UI" w:cs="Segoe UI"/>
-          <w:color w:val="1A1A1A"/>
-          <w:sz w:val="23"/>
-          <w:szCs w:val="23"/>
-          <w:lang w:val="es-ES"/>
-        </w:rPr>
-      </w:pPr>
-      <w:r>
-        <w:rPr>
-          <w:rFonts w:ascii="Segoe UI" w:eastAsia="Times New Roman" w:hAnsi="Segoe UI" w:cs="Segoe UI"/>
-          <w:color w:val="1A1A1A"/>
-          <w:sz w:val="23"/>
-          <w:szCs w:val="23"/>
-          <w:lang w:val="es-ES"/>
-        </w:rPr>
-        <w:t xml:space="preserve">Recibir </w:t>
-      </w:r>
-      <w:r>
-        <w:rPr>
-          <w:rStyle w:val="Fuerte"/>
-          <w:rFonts w:ascii="Segoe UI" w:eastAsia="Times New Roman" w:hAnsi="Segoe UI" w:cs="Segoe UI"/>
-          <w:color w:val="1A1A1A"/>
-          <w:sz w:val="23"/>
-          <w:szCs w:val="23"/>
-          <w:lang w:val="es-ES"/>
-        </w:rPr>
-        <w:t>notificaciones</w:t>
-      </w:r>
-      <w:r>
-        <w:rPr>
-          <w:rFonts w:ascii="Segoe UI" w:eastAsia="Times New Roman" w:hAnsi="Segoe UI" w:cs="Segoe UI"/>
-          <w:color w:val="1A1A1A"/>
-          <w:sz w:val="23"/>
-          <w:szCs w:val="23"/>
-          <w:lang w:val="es-ES"/>
-        </w:rPr>
-        <w:t xml:space="preserve"> del colegio.</w:t>
+        <w:divId w:val="1591548941"/>
+        <w:rPr>
+          <w:rFonts w:ascii="Segoe UI" w:eastAsia="Times New Roman" w:hAnsi="Segoe UI" w:cs="Segoe UI"/>
+          <w:color w:val="1A1A1A"/>
+          <w:sz w:val="23"/>
+          <w:szCs w:val="23"/>
+          <w:lang w:val="es-ES"/>
+        </w:rPr>
+      </w:pPr>
+      <w:r>
+        <w:rPr>
+          <w:rFonts w:ascii="Segoe UI" w:eastAsia="Times New Roman" w:hAnsi="Segoe UI" w:cs="Segoe UI"/>
+          <w:color w:val="1A1A1A"/>
+          <w:sz w:val="23"/>
+          <w:szCs w:val="23"/>
+          <w:lang w:val="es-ES"/>
+        </w:rPr>
+        <w:t xml:space="preserve">Presentar su </w:t>
+      </w:r>
+      <w:r>
+        <w:rPr>
+          <w:rStyle w:val="Fuerte"/>
+          <w:rFonts w:ascii="Segoe UI" w:eastAsia="Times New Roman" w:hAnsi="Segoe UI" w:cs="Segoe UI"/>
+          <w:color w:val="1A1A1A"/>
+          <w:sz w:val="23"/>
+          <w:szCs w:val="23"/>
+          <w:lang w:val="es-ES"/>
+        </w:rPr>
+        <w:t>credencial QR</w:t>
+      </w:r>
+      <w:r>
+        <w:rPr>
+          <w:rFonts w:ascii="Segoe UI" w:eastAsia="Times New Roman" w:hAnsi="Segoe UI" w:cs="Segoe UI"/>
+          <w:color w:val="1A1A1A"/>
+          <w:sz w:val="23"/>
+          <w:szCs w:val="23"/>
+          <w:lang w:val="es-ES"/>
+        </w:rPr>
+        <w:t xml:space="preserve"> en la fila del comedor.</w:t>
       </w:r>
     </w:p>
     <w:p>
@@ -483,7 +483,56 @@
         </w:numPr>
         <w:spacing w:before="45" w:after="45"/>
         <w:ind w:left="810"/>
-        <w:divId w:val="2072145921"/>
+        <w:divId w:val="1591548941"/>
+        <w:rPr>
+          <w:rFonts w:ascii="Segoe UI" w:eastAsia="Times New Roman" w:hAnsi="Segoe UI" w:cs="Segoe UI"/>
+          <w:color w:val="1A1A1A"/>
+          <w:sz w:val="23"/>
+          <w:szCs w:val="23"/>
+          <w:lang w:val="es-ES"/>
+        </w:rPr>
+      </w:pPr>
+      <w:r>
+        <w:rPr>
+          <w:rFonts w:ascii="Segoe UI" w:eastAsia="Times New Roman" w:hAnsi="Segoe UI" w:cs="Segoe UI"/>
+          <w:color w:val="1A1A1A"/>
+          <w:sz w:val="23"/>
+          <w:szCs w:val="23"/>
+          <w:lang w:val="es-ES"/>
+        </w:rPr>
+        <w:t xml:space="preserve">Recibir </w:t>
+      </w:r>
+      <w:r>
+        <w:rPr>
+          <w:rStyle w:val="Fuerte"/>
+          <w:rFonts w:ascii="Segoe UI" w:eastAsia="Times New Roman" w:hAnsi="Segoe UI" w:cs="Segoe UI"/>
+          <w:color w:val="1A1A1A"/>
+          <w:sz w:val="23"/>
+          <w:szCs w:val="23"/>
+          <w:lang w:val="es-ES"/>
+        </w:rPr>
+        <w:t>notificaciones</w:t>
+      </w:r>
+      <w:r>
+        <w:rPr>
+          <w:rFonts w:ascii="Segoe UI" w:eastAsia="Times New Roman" w:hAnsi="Segoe UI" w:cs="Segoe UI"/>
+          <w:color w:val="1A1A1A"/>
+          <w:sz w:val="23"/>
+          <w:szCs w:val="23"/>
+          <w:lang w:val="es-ES"/>
+        </w:rPr>
+        <w:t xml:space="preserve"> del colegio.</w:t>
+      </w:r>
+    </w:p>
+    <w:p>
+      <w:pPr>
+        <w:numPr>
+          <w:ilvl w:val="0"/>
+          <w:numId w:val="1"/>
+        </w:numPr>
+        <w:spacing w:before="45" w:after="45"/>
+        <w:ind w:left="810"/>
+        <w:divId w:val="1591548941"/>
         <w:rPr>
           <w:rFonts w:ascii="Segoe UI" w:eastAsia="Times New Roman" w:hAnsi="Segoe UI" w:cs="Segoe UI"/>
           <w:color w:val="1A1A1A"/>
@@ -548,24 +597,24 @@
     <w:p>
       <w:pPr>
         <w:spacing w:before="360" w:after="360"/>
-        <w:divId w:val="2072145921"/>
-        <w:rPr>
-          <w:rFonts w:ascii="Segoe UI" w:eastAsia="Times New Roman" w:hAnsi="Segoe UI" w:cs="Segoe UI"/>
-          <w:color w:val="1A1A1A"/>
-          <w:sz w:val="23"/>
-          <w:szCs w:val="23"/>
-          <w:lang w:val="es-ES"/>
-        </w:rPr>
-      </w:pPr>
-      <w:r>
-        <w:rPr>
-          <w:rFonts w:ascii="Segoe UI" w:eastAsia="Times New Roman" w:hAnsi="Segoe UI" w:cs="Segoe UI"/>
-          <w:color w:val="1A1A1A"/>
-          <w:sz w:val="23"/>
-          <w:szCs w:val="23"/>
-          <w:lang w:val="es-ES"/>
-        </w:rPr>
-        <w:pict w14:anchorId="434848B3">
+        <w:divId w:val="1591548941"/>
+        <w:rPr>
+          <w:rFonts w:ascii="Segoe UI" w:eastAsia="Times New Roman" w:hAnsi="Segoe UI" w:cs="Segoe UI"/>
+          <w:color w:val="1A1A1A"/>
+          <w:sz w:val="23"/>
+          <w:szCs w:val="23"/>
+          <w:lang w:val="es-ES"/>
+        </w:rPr>
+      </w:pPr>
+      <w:r>
+        <w:rPr>
+          <w:rFonts w:ascii="Segoe UI" w:eastAsia="Times New Roman" w:hAnsi="Segoe UI" w:cs="Segoe UI"/>
+          <w:color w:val="1A1A1A"/>
+          <w:sz w:val="23"/>
+          <w:szCs w:val="23"/>
+          <w:lang w:val="es-ES"/>
+        </w:rPr>
+        <w:pict>
           <v:rect id="_x0000_i1026" style="width:0;height:1.5pt" o:hralign="center" o:hrstd="t" o:hr="t" fillcolor="#a0a0a0" stroked="f"/>
         </w:pict>
       </w:r>
@@ -573,7 +622,7 @@
     <w:p>
       <w:pPr>
         <w:pStyle w:val="Ttulo2"/>
-        <w:divId w:val="2072145921"/>
+        <w:divId w:val="1591548941"/>
         <w:rPr>
           <w:rFonts w:ascii="Segoe UI" w:eastAsia="Times New Roman" w:hAnsi="Segoe UI" w:cs="Segoe UI"/>
           <w:lang w:val="es-ES"/>
@@ -590,7 +639,7 @@
     <w:p>
       <w:pPr>
         <w:pStyle w:val="NormalWeb"/>
-        <w:divId w:val="2072145921"/>
+        <w:divId w:val="1591548941"/>
         <w:rPr>
           <w:rFonts w:ascii="Segoe UI" w:hAnsi="Segoe UI" w:cs="Segoe UI"/>
           <w:color w:val="1A1A1A"/>
@@ -623,7 +672,7 @@
     <w:p>
       <w:pPr>
         <w:pStyle w:val="NormalWeb"/>
-        <w:divId w:val="2072145921"/>
+        <w:divId w:val="1591548941"/>
         <w:rPr>
           <w:rFonts w:ascii="Segoe UI" w:hAnsi="Segoe UI" w:cs="Segoe UI"/>
           <w:color w:val="1A1A1A"/>
@@ -688,24 +737,24 @@
     <w:p>
       <w:pPr>
         <w:spacing w:before="360" w:after="360"/>
-        <w:divId w:val="2072145921"/>
-        <w:rPr>
-          <w:rFonts w:ascii="Segoe UI" w:eastAsia="Times New Roman" w:hAnsi="Segoe UI" w:cs="Segoe UI"/>
-          <w:color w:val="1A1A1A"/>
-          <w:sz w:val="23"/>
-          <w:szCs w:val="23"/>
-          <w:lang w:val="es-ES"/>
-        </w:rPr>
-      </w:pPr>
-      <w:r>
-        <w:rPr>
-          <w:rFonts w:ascii="Segoe UI" w:eastAsia="Times New Roman" w:hAnsi="Segoe UI" w:cs="Segoe UI"/>
-          <w:color w:val="1A1A1A"/>
-          <w:sz w:val="23"/>
-          <w:szCs w:val="23"/>
-          <w:lang w:val="es-ES"/>
-        </w:rPr>
-        <w:pict w14:anchorId="4719D35E">
+        <w:divId w:val="1591548941"/>
+        <w:rPr>
+          <w:rFonts w:ascii="Segoe UI" w:eastAsia="Times New Roman" w:hAnsi="Segoe UI" w:cs="Segoe UI"/>
+          <w:color w:val="1A1A1A"/>
+          <w:sz w:val="23"/>
+          <w:szCs w:val="23"/>
+          <w:lang w:val="es-ES"/>
+        </w:rPr>
+      </w:pPr>
+      <w:r>
+        <w:rPr>
+          <w:rFonts w:ascii="Segoe UI" w:eastAsia="Times New Roman" w:hAnsi="Segoe UI" w:cs="Segoe UI"/>
+          <w:color w:val="1A1A1A"/>
+          <w:sz w:val="23"/>
+          <w:szCs w:val="23"/>
+          <w:lang w:val="es-ES"/>
+        </w:rPr>
+        <w:pict>
           <v:rect id="_x0000_i1027" style="width:0;height:1.5pt" o:hralign="center" o:hrstd="t" o:hr="t" fillcolor="#a0a0a0" stroked="f"/>
         </w:pict>
       </w:r>
@@ -713,7 +762,7 @@
     <w:p>
       <w:pPr>
         <w:pStyle w:val="Ttulo2"/>
-        <w:divId w:val="2072145921"/>
+        <w:divId w:val="1591548941"/>
         <w:rPr>
           <w:rFonts w:ascii="Segoe UI" w:eastAsia="Times New Roman" w:hAnsi="Segoe UI" w:cs="Segoe UI"/>
           <w:lang w:val="es-ES"/>
@@ -731,7 +780,7 @@
     <w:p>
       <w:pPr>
         <w:shd w:val="clear" w:color="auto" w:fill="F2F4F8"/>
-        <w:divId w:val="1528712491"/>
+        <w:divId w:val="317881781"/>
         <w:rPr>
           <w:rFonts w:ascii="Segoe UI" w:eastAsia="Times New Roman" w:hAnsi="Segoe UI" w:cs="Segoe UI"/>
           <w:color w:val="333333"/>
@@ -769,17 +818,7 @@
           <w:szCs w:val="23"/>
           <w:lang w:val="es-ES"/>
         </w:rPr>
-        <w:t xml:space="preserve"> </w:t>
-      </w:r>
-      <w:r>
-        <w:rPr>
-          <w:rFonts w:ascii="Segoe UI" w:eastAsia="Times New Roman" w:hAnsi="Segoe UI" w:cs="Segoe UI"/>
-          <w:color w:val="333333"/>
-          <w:sz w:val="23"/>
-          <w:szCs w:val="23"/>
-          <w:lang w:val="es-ES"/>
-        </w:rPr>
-        <w:t>del comedor del colegio (su cédula y su nombre deben estar registrados por la administración).</w:t>
+        <w:t xml:space="preserve"> del comedor del colegio (su cédula y su nombre deben estar registrados por la administración).</w:t>
       </w:r>
     </w:p>
     <w:p>
@@ -790,7 +829,7 @@
         </w:numPr>
         <w:spacing w:before="45" w:after="45"/>
         <w:ind w:left="810"/>
-        <w:divId w:val="2072145921"/>
+        <w:divId w:val="1591548941"/>
         <w:rPr>
           <w:rFonts w:ascii="Segoe UI" w:eastAsia="Times New Roman" w:hAnsi="Segoe UI" w:cs="Segoe UI"/>
           <w:color w:val="1A1A1A"/>
@@ -818,7 +857,7 @@
         </w:numPr>
         <w:spacing w:before="45" w:after="45"/>
         <w:ind w:left="810"/>
-        <w:divId w:val="2072145921"/>
+        <w:divId w:val="1591548941"/>
         <w:rPr>
           <w:rFonts w:ascii="Segoe UI" w:eastAsia="Times New Roman" w:hAnsi="Segoe UI" w:cs="Segoe UI"/>
           <w:color w:val="1A1A1A"/>
@@ -867,7 +906,7 @@
         </w:numPr>
         <w:spacing w:before="45" w:after="45"/>
         <w:ind w:left="810"/>
-        <w:divId w:val="2072145921"/>
+        <w:divId w:val="1591548941"/>
         <w:rPr>
           <w:rFonts w:ascii="Segoe UI" w:eastAsia="Times New Roman" w:hAnsi="Segoe UI" w:cs="Segoe UI"/>
           <w:color w:val="1A1A1A"/>
@@ -895,7 +934,7 @@
         </w:numPr>
         <w:spacing w:before="45" w:after="45"/>
         <w:ind w:left="810"/>
-        <w:divId w:val="2072145921"/>
+        <w:divId w:val="1591548941"/>
         <w:rPr>
           <w:rFonts w:ascii="Segoe UI" w:eastAsia="Times New Roman" w:hAnsi="Segoe UI" w:cs="Segoe UI"/>
           <w:color w:val="1A1A1A"/>
@@ -952,7 +991,7 @@
         </w:numPr>
         <w:spacing w:before="45" w:after="45"/>
         <w:ind w:left="810"/>
-        <w:divId w:val="2072145921"/>
+        <w:divId w:val="1591548941"/>
         <w:rPr>
           <w:rFonts w:ascii="Segoe UI" w:eastAsia="Times New Roman" w:hAnsi="Segoe UI" w:cs="Segoe UI"/>
           <w:color w:val="1A1A1A"/>
@@ -991,7 +1030,7 @@
         </w:numPr>
         <w:spacing w:before="45" w:after="45"/>
         <w:ind w:left="810"/>
-        <w:divId w:val="2072145921"/>
+        <w:divId w:val="1591548941"/>
         <w:rPr>
           <w:rFonts w:ascii="Segoe UI" w:eastAsia="Times New Roman" w:hAnsi="Segoe UI" w:cs="Segoe UI"/>
           <w:color w:val="1A1A1A"/>
@@ -1030,7 +1069,7 @@
         </w:numPr>
         <w:spacing w:before="45" w:after="45"/>
         <w:ind w:left="810"/>
-        <w:divId w:val="2072145921"/>
+        <w:divId w:val="1591548941"/>
         <w:rPr>
           <w:rFonts w:ascii="Segoe UI" w:eastAsia="Times New Roman" w:hAnsi="Segoe UI" w:cs="Segoe UI"/>
           <w:color w:val="1A1A1A"/>
@@ -1069,7 +1108,7 @@
         </w:numPr>
         <w:spacing w:before="45" w:after="45"/>
         <w:ind w:left="810"/>
-        <w:divId w:val="2072145921"/>
+        <w:divId w:val="1591548941"/>
         <w:rPr>
           <w:rFonts w:ascii="Segoe UI" w:eastAsia="Times New Roman" w:hAnsi="Segoe UI" w:cs="Segoe UI"/>
           <w:color w:val="1A1A1A"/>
@@ -1118,7 +1157,7 @@
         </w:numPr>
         <w:spacing w:before="45" w:after="45"/>
         <w:ind w:left="810"/>
-        <w:divId w:val="2072145921"/>
+        <w:divId w:val="1591548941"/>
         <w:rPr>
           <w:rFonts w:ascii="Segoe UI" w:eastAsia="Times New Roman" w:hAnsi="Segoe UI" w:cs="Segoe UI"/>
           <w:color w:val="1A1A1A"/>
@@ -1146,7 +1185,7 @@
         </w:numPr>
         <w:spacing w:before="45" w:after="45"/>
         <w:ind w:left="810"/>
-        <w:divId w:val="2072145921"/>
+        <w:divId w:val="1591548941"/>
         <w:rPr>
           <w:rFonts w:ascii="Segoe UI" w:eastAsia="Times New Roman" w:hAnsi="Segoe UI" w:cs="Segoe UI"/>
           <w:color w:val="1A1A1A"/>
@@ -1190,7 +1229,7 @@
     <w:p>
       <w:pPr>
         <w:pStyle w:val="Ttulo3"/>
-        <w:divId w:val="2072145921"/>
+        <w:divId w:val="1591548941"/>
         <w:rPr>
           <w:rFonts w:ascii="Segoe UI" w:eastAsia="Times New Roman" w:hAnsi="Segoe UI" w:cs="Segoe UI"/>
           <w:lang w:val="es-ES"/>
@@ -1221,7 +1260,7 @@
       </w:tblGrid>
       <w:tr>
         <w:trPr>
-          <w:divId w:val="2072145921"/>
+          <w:divId w:val="1591548941"/>
           <w:tblHeader/>
         </w:trPr>
         <w:tc>
@@ -1313,7 +1352,7 @@
       </w:tr>
       <w:tr>
         <w:trPr>
-          <w:divId w:val="2072145921"/>
+          <w:divId w:val="1591548941"/>
         </w:trPr>
         <w:tc>
           <w:tcPr>
@@ -1395,7 +1434,7 @@
       </w:tr>
       <w:tr>
         <w:trPr>
-          <w:divId w:val="2072145921"/>
+          <w:divId w:val="1591548941"/>
         </w:trPr>
         <w:tc>
           <w:tcPr>
@@ -1477,7 +1516,7 @@
       </w:tr>
       <w:tr>
         <w:trPr>
-          <w:divId w:val="2072145921"/>
+          <w:divId w:val="1591548941"/>
         </w:trPr>
         <w:tc>
           <w:tcPr>
@@ -1575,7 +1614,7 @@
       </w:tr>
       <w:tr>
         <w:trPr>
-          <w:divId w:val="2072145921"/>
+          <w:divId w:val="1591548941"/>
         </w:trPr>
         <w:tc>
           <w:tcPr>
@@ -1659,24 +1698,24 @@
     <w:p>
       <w:pPr>
         <w:spacing w:before="360" w:after="360"/>
-        <w:divId w:val="2072145921"/>
-        <w:rPr>
-          <w:rFonts w:ascii="Segoe UI" w:eastAsia="Times New Roman" w:hAnsi="Segoe UI" w:cs="Segoe UI"/>
-          <w:color w:val="1A1A1A"/>
-          <w:sz w:val="23"/>
-          <w:szCs w:val="23"/>
-          <w:lang w:val="es-ES"/>
-        </w:rPr>
-      </w:pPr>
-      <w:r>
-        <w:rPr>
-          <w:rFonts w:ascii="Segoe UI" w:eastAsia="Times New Roman" w:hAnsi="Segoe UI" w:cs="Segoe UI"/>
-          <w:color w:val="1A1A1A"/>
-          <w:sz w:val="23"/>
-          <w:szCs w:val="23"/>
-          <w:lang w:val="es-ES"/>
-        </w:rPr>
-        <w:pict w14:anchorId="44CE9CE8">
+        <w:divId w:val="1591548941"/>
+        <w:rPr>
+          <w:rFonts w:ascii="Segoe UI" w:eastAsia="Times New Roman" w:hAnsi="Segoe UI" w:cs="Segoe UI"/>
+          <w:color w:val="1A1A1A"/>
+          <w:sz w:val="23"/>
+          <w:szCs w:val="23"/>
+          <w:lang w:val="es-ES"/>
+        </w:rPr>
+      </w:pPr>
+      <w:r>
+        <w:rPr>
+          <w:rFonts w:ascii="Segoe UI" w:eastAsia="Times New Roman" w:hAnsi="Segoe UI" w:cs="Segoe UI"/>
+          <w:color w:val="1A1A1A"/>
+          <w:sz w:val="23"/>
+          <w:szCs w:val="23"/>
+          <w:lang w:val="es-ES"/>
+        </w:rPr>
+        <w:pict>
           <v:rect id="_x0000_i1028" style="width:0;height:1.5pt" o:hralign="center" o:hrstd="t" o:hr="t" fillcolor="#a0a0a0" stroked="f"/>
         </w:pict>
       </w:r>
@@ -1684,7 +1723,7 @@
     <w:p>
       <w:pPr>
         <w:pStyle w:val="Ttulo2"/>
-        <w:divId w:val="2072145921"/>
+        <w:divId w:val="1591548941"/>
         <w:rPr>
           <w:rFonts w:ascii="Segoe UI" w:eastAsia="Times New Roman" w:hAnsi="Segoe UI" w:cs="Segoe UI"/>
           <w:lang w:val="es-ES"/>
@@ -1707,7 +1746,7 @@
         </w:numPr>
         <w:spacing w:before="45" w:after="45"/>
         <w:ind w:left="810"/>
-        <w:divId w:val="2072145921"/>
+        <w:divId w:val="1591548941"/>
         <w:rPr>
           <w:rFonts w:ascii="Segoe UI" w:eastAsia="Times New Roman" w:hAnsi="Segoe UI" w:cs="Segoe UI"/>
           <w:color w:val="1A1A1A"/>
@@ -1735,7 +1774,7 @@
         </w:numPr>
         <w:spacing w:before="45" w:after="45"/>
         <w:ind w:left="810"/>
-        <w:divId w:val="2072145921"/>
+        <w:divId w:val="1591548941"/>
         <w:rPr>
           <w:rFonts w:ascii="Segoe UI" w:eastAsia="Times New Roman" w:hAnsi="Segoe UI" w:cs="Segoe UI"/>
           <w:color w:val="1A1A1A"/>
@@ -1805,7 +1844,7 @@
         </w:numPr>
         <w:spacing w:before="45" w:after="45"/>
         <w:ind w:left="810"/>
-        <w:divId w:val="2072145921"/>
+        <w:divId w:val="1591548941"/>
         <w:rPr>
           <w:rFonts w:ascii="Segoe UI" w:eastAsia="Times New Roman" w:hAnsi="Segoe UI" w:cs="Segoe UI"/>
           <w:color w:val="1A1A1A"/>
@@ -1849,7 +1888,7 @@
     <w:p>
       <w:pPr>
         <w:pStyle w:val="NormalWeb"/>
-        <w:divId w:val="2072145921"/>
+        <w:divId w:val="1591548941"/>
         <w:rPr>
           <w:rFonts w:ascii="Segoe UI" w:hAnsi="Segoe UI" w:cs="Segoe UI"/>
           <w:color w:val="1A1A1A"/>
@@ -1873,7 +1912,7 @@
     <w:p>
       <w:pPr>
         <w:pStyle w:val="NormalWeb"/>
-        <w:divId w:val="2072145921"/>
+        <w:divId w:val="1591548941"/>
         <w:rPr>
           <w:rFonts w:ascii="Segoe UI" w:hAnsi="Segoe UI" w:cs="Segoe UI"/>
           <w:color w:val="1A1A1A"/>
@@ -1917,24 +1956,24 @@
     <w:p>
       <w:pPr>
         <w:spacing w:before="360" w:after="360"/>
-        <w:divId w:val="2072145921"/>
-        <w:rPr>
-          <w:rFonts w:ascii="Segoe UI" w:eastAsia="Times New Roman" w:hAnsi="Segoe UI" w:cs="Segoe UI"/>
-          <w:color w:val="1A1A1A"/>
-          <w:sz w:val="23"/>
-          <w:szCs w:val="23"/>
-          <w:lang w:val="es-ES"/>
-        </w:rPr>
-      </w:pPr>
-      <w:r>
-        <w:rPr>
-          <w:rFonts w:ascii="Segoe UI" w:eastAsia="Times New Roman" w:hAnsi="Segoe UI" w:cs="Segoe UI"/>
-          <w:color w:val="1A1A1A"/>
-          <w:sz w:val="23"/>
-          <w:szCs w:val="23"/>
-          <w:lang w:val="es-ES"/>
-        </w:rPr>
-        <w:pict w14:anchorId="45664F5E">
+        <w:divId w:val="1591548941"/>
+        <w:rPr>
+          <w:rFonts w:ascii="Segoe UI" w:eastAsia="Times New Roman" w:hAnsi="Segoe UI" w:cs="Segoe UI"/>
+          <w:color w:val="1A1A1A"/>
+          <w:sz w:val="23"/>
+          <w:szCs w:val="23"/>
+          <w:lang w:val="es-ES"/>
+        </w:rPr>
+      </w:pPr>
+      <w:r>
+        <w:rPr>
+          <w:rFonts w:ascii="Segoe UI" w:eastAsia="Times New Roman" w:hAnsi="Segoe UI" w:cs="Segoe UI"/>
+          <w:color w:val="1A1A1A"/>
+          <w:sz w:val="23"/>
+          <w:szCs w:val="23"/>
+          <w:lang w:val="es-ES"/>
+        </w:rPr>
+        <w:pict>
           <v:rect id="_x0000_i1029" style="width:0;height:1.5pt" o:hralign="center" o:hrstd="t" o:hr="t" fillcolor="#a0a0a0" stroked="f"/>
         </w:pict>
       </w:r>
@@ -1942,7 +1981,7 @@
     <w:p>
       <w:pPr>
         <w:pStyle w:val="Ttulo2"/>
-        <w:divId w:val="2072145921"/>
+        <w:divId w:val="1591548941"/>
         <w:rPr>
           <w:rFonts w:ascii="Segoe UI" w:eastAsia="Times New Roman" w:hAnsi="Segoe UI" w:cs="Segoe UI"/>
           <w:lang w:val="es-ES"/>
@@ -1959,7 +1998,7 @@
     <w:p>
       <w:pPr>
         <w:pStyle w:val="Ttulo3"/>
-        <w:divId w:val="2072145921"/>
+        <w:divId w:val="1591548941"/>
         <w:rPr>
           <w:rFonts w:ascii="Segoe UI" w:eastAsia="Times New Roman" w:hAnsi="Segoe UI" w:cs="Segoe UI"/>
           <w:lang w:val="es-ES"/>
@@ -1976,7 +2015,7 @@
     <w:p>
       <w:pPr>
         <w:pStyle w:val="NormalWeb"/>
-        <w:divId w:val="2072145921"/>
+        <w:divId w:val="1591548941"/>
         <w:rPr>
           <w:rFonts w:ascii="Segoe UI" w:hAnsi="Segoe UI" w:cs="Segoe UI"/>
           <w:color w:val="1A1A1A"/>
@@ -2004,7 +2043,7 @@
         </w:numPr>
         <w:spacing w:before="45" w:after="45"/>
         <w:ind w:left="810"/>
-        <w:divId w:val="2072145921"/>
+        <w:divId w:val="1591548941"/>
         <w:rPr>
           <w:rFonts w:ascii="Segoe UI" w:eastAsia="Times New Roman" w:hAnsi="Segoe UI" w:cs="Segoe UI"/>
           <w:color w:val="1A1A1A"/>
@@ -2053,7 +2092,7 @@
         </w:numPr>
         <w:spacing w:before="45" w:after="45"/>
         <w:ind w:left="810"/>
-        <w:divId w:val="2072145921"/>
+        <w:divId w:val="1591548941"/>
         <w:rPr>
           <w:rFonts w:ascii="Segoe UI" w:eastAsia="Times New Roman" w:hAnsi="Segoe UI" w:cs="Segoe UI"/>
           <w:color w:val="1A1A1A"/>
@@ -2102,7 +2141,7 @@
         </w:numPr>
         <w:spacing w:before="45" w:after="45"/>
         <w:ind w:left="810"/>
-        <w:divId w:val="2072145921"/>
+        <w:divId w:val="1591548941"/>
         <w:rPr>
           <w:rFonts w:ascii="Segoe UI" w:eastAsia="Times New Roman" w:hAnsi="Segoe UI" w:cs="Segoe UI"/>
           <w:color w:val="1A1A1A"/>
@@ -2151,7 +2190,7 @@
         </w:numPr>
         <w:spacing w:before="45" w:after="45"/>
         <w:ind w:left="810"/>
-        <w:divId w:val="2072145921"/>
+        <w:divId w:val="1591548941"/>
         <w:rPr>
           <w:rFonts w:ascii="Segoe UI" w:eastAsia="Times New Roman" w:hAnsi="Segoe UI" w:cs="Segoe UI"/>
           <w:color w:val="1A1A1A"/>
@@ -2195,7 +2234,7 @@
     <w:p>
       <w:pPr>
         <w:pStyle w:val="NormalWeb"/>
-        <w:divId w:val="2072145921"/>
+        <w:divId w:val="1591548941"/>
         <w:rPr>
           <w:rFonts w:ascii="Segoe UI" w:hAnsi="Segoe UI" w:cs="Segoe UI"/>
           <w:color w:val="1A1A1A"/>
@@ -2218,7 +2257,7 @@
     <w:p>
       <w:pPr>
         <w:pStyle w:val="Ttulo3"/>
-        <w:divId w:val="2072145921"/>
+        <w:divId w:val="1591548941"/>
         <w:rPr>
           <w:rFonts w:ascii="Segoe UI" w:eastAsia="Times New Roman" w:hAnsi="Segoe UI" w:cs="Segoe UI"/>
           <w:lang w:val="es-ES"/>
@@ -2235,7 +2274,7 @@
     <w:p>
       <w:pPr>
         <w:pStyle w:val="NormalWeb"/>
-        <w:divId w:val="2072145921"/>
+        <w:divId w:val="1591548941"/>
         <w:rPr>
           <w:rFonts w:ascii="Segoe UI" w:hAnsi="Segoe UI" w:cs="Segoe UI"/>
           <w:color w:val="1A1A1A"/>
@@ -2263,7 +2302,7 @@
         </w:numPr>
         <w:spacing w:before="45" w:after="45"/>
         <w:ind w:left="810"/>
-        <w:divId w:val="2072145921"/>
+        <w:divId w:val="1591548941"/>
         <w:rPr>
           <w:rFonts w:ascii="Segoe UI" w:eastAsia="Times New Roman" w:hAnsi="Segoe UI" w:cs="Segoe UI"/>
           <w:color w:val="1A1A1A"/>
@@ -2302,7 +2341,7 @@
         </w:numPr>
         <w:spacing w:before="45" w:after="45"/>
         <w:ind w:left="810"/>
-        <w:divId w:val="2072145921"/>
+        <w:divId w:val="1591548941"/>
         <w:rPr>
           <w:rFonts w:ascii="Segoe UI" w:eastAsia="Times New Roman" w:hAnsi="Segoe UI" w:cs="Segoe UI"/>
           <w:color w:val="1A1A1A"/>
@@ -2341,7 +2380,7 @@
         </w:numPr>
         <w:spacing w:before="45" w:after="45"/>
         <w:ind w:left="810"/>
-        <w:divId w:val="2072145921"/>
+        <w:divId w:val="1591548941"/>
         <w:rPr>
           <w:rFonts w:ascii="Segoe UI" w:eastAsia="Times New Roman" w:hAnsi="Segoe UI" w:cs="Segoe UI"/>
           <w:color w:val="1A1A1A"/>
@@ -2380,7 +2419,7 @@
         </w:numPr>
         <w:spacing w:before="45" w:after="45"/>
         <w:ind w:left="810"/>
-        <w:divId w:val="2072145921"/>
+        <w:divId w:val="1591548941"/>
         <w:rPr>
           <w:rFonts w:ascii="Segoe UI" w:eastAsia="Times New Roman" w:hAnsi="Segoe UI" w:cs="Segoe UI"/>
           <w:color w:val="1A1A1A"/>
@@ -2414,7 +2453,7 @@
     <w:p>
       <w:pPr>
         <w:pStyle w:val="Ttulo3"/>
-        <w:divId w:val="2072145921"/>
+        <w:divId w:val="1591548941"/>
         <w:rPr>
           <w:rFonts w:ascii="Segoe UI" w:eastAsia="Times New Roman" w:hAnsi="Segoe UI" w:cs="Segoe UI"/>
           <w:lang w:val="es-ES"/>
@@ -2431,7 +2470,7 @@
     <w:p>
       <w:pPr>
         <w:pStyle w:val="NormalWeb"/>
-        <w:divId w:val="2072145921"/>
+        <w:divId w:val="1591548941"/>
         <w:rPr>
           <w:rFonts w:ascii="Segoe UI" w:hAnsi="Segoe UI" w:cs="Segoe UI"/>
           <w:color w:val="1A1A1A"/>
@@ -2459,35 +2498,150 @@
         </w:numPr>
         <w:spacing w:before="45" w:after="45"/>
         <w:ind w:left="810"/>
-        <w:divId w:val="2072145921"/>
-        <w:rPr>
-          <w:rFonts w:ascii="Segoe UI" w:eastAsia="Times New Roman" w:hAnsi="Segoe UI" w:cs="Segoe UI"/>
-          <w:color w:val="1A1A1A"/>
-          <w:sz w:val="23"/>
-          <w:szCs w:val="23"/>
-          <w:lang w:val="es-ES"/>
-        </w:rPr>
-      </w:pPr>
-      <w:r>
-        <w:rPr>
-          <w:rStyle w:val="Fuerte"/>
-          <w:rFonts w:ascii="Segoe UI" w:eastAsia="Times New Roman" w:hAnsi="Segoe UI" w:cs="Segoe UI"/>
-          <w:color w:val="1A1A1A"/>
-          <w:sz w:val="23"/>
-          <w:szCs w:val="23"/>
-          <w:lang w:val="es-ES"/>
-        </w:rPr>
-        <w:t>Mis préstamos activos:</w:t>
-      </w:r>
-      <w:r>
-        <w:rPr>
-          <w:rFonts w:ascii="Segoe UI" w:eastAsia="Times New Roman" w:hAnsi="Segoe UI" w:cs="Segoe UI"/>
-          <w:color w:val="1A1A1A"/>
-          <w:sz w:val="23"/>
-          <w:szCs w:val="23"/>
-          <w:lang w:val="es-ES"/>
-        </w:rPr>
-        <w:t xml:space="preserve"> los libros que tiene ahora y su fecha de vencimiento.</w:t>
+        <w:divId w:val="1591548941"/>
+        <w:rPr>
+          <w:rFonts w:ascii="Segoe UI" w:eastAsia="Times New Roman" w:hAnsi="Segoe UI" w:cs="Segoe UI"/>
+          <w:color w:val="1A1A1A"/>
+          <w:sz w:val="23"/>
+          <w:szCs w:val="23"/>
+          <w:lang w:val="es-ES"/>
+        </w:rPr>
+      </w:pPr>
+      <w:r>
+        <w:rPr>
+          <w:rStyle w:val="Fuerte"/>
+          <w:rFonts w:ascii="Segoe UI" w:eastAsia="Times New Roman" w:hAnsi="Segoe UI" w:cs="Segoe UI"/>
+          <w:color w:val="1A1A1A"/>
+          <w:sz w:val="23"/>
+          <w:szCs w:val="23"/>
+          <w:lang w:val="es-ES"/>
+        </w:rPr>
+        <w:t>Catálogo disponible:</w:t>
+      </w:r>
+      <w:r>
+        <w:rPr>
+          <w:rFonts w:ascii="Segoe UI" w:eastAsia="Times New Roman" w:hAnsi="Segoe UI" w:cs="Segoe UI"/>
+          <w:color w:val="1A1A1A"/>
+          <w:sz w:val="23"/>
+          <w:szCs w:val="23"/>
+          <w:lang w:val="es-ES"/>
+        </w:rPr>
+        <w:t xml:space="preserve"> al entrar a </w:t>
+      </w:r>
+      <w:r>
+        <w:rPr>
+          <w:rStyle w:val="nfasis"/>
+          <w:rFonts w:ascii="Segoe UI" w:eastAsia="Times New Roman" w:hAnsi="Segoe UI" w:cs="Segoe UI"/>
+          <w:color w:val="1A1A1A"/>
+          <w:sz w:val="23"/>
+          <w:szCs w:val="23"/>
+          <w:lang w:val="es-ES"/>
+        </w:rPr>
+        <w:t>Mi biblioteca</w:t>
+      </w:r>
+      <w:r>
+        <w:rPr>
+          <w:rFonts w:ascii="Segoe UI" w:eastAsia="Times New Roman" w:hAnsi="Segoe UI" w:cs="Segoe UI"/>
+          <w:color w:val="1A1A1A"/>
+          <w:sz w:val="23"/>
+          <w:szCs w:val="23"/>
+          <w:lang w:val="es-ES"/>
+        </w:rPr>
+        <w:t xml:space="preserve"> verá primero el </w:t>
+      </w:r>
+      <w:r>
+        <w:rPr>
+          <w:rStyle w:val="Fuerte"/>
+          <w:rFonts w:ascii="Segoe UI" w:eastAsia="Times New Roman" w:hAnsi="Segoe UI" w:cs="Segoe UI"/>
+          <w:color w:val="1A1A1A"/>
+          <w:sz w:val="23"/>
+          <w:szCs w:val="23"/>
+          <w:lang w:val="es-ES"/>
+        </w:rPr>
+        <w:t>catálogo</w:t>
+      </w:r>
+      <w:r>
+        <w:rPr>
+          <w:rFonts w:ascii="Segoe UI" w:eastAsia="Times New Roman" w:hAnsi="Segoe UI" w:cs="Segoe UI"/>
+          <w:color w:val="1A1A1A"/>
+          <w:sz w:val="23"/>
+          <w:szCs w:val="23"/>
+          <w:lang w:val="es-ES"/>
+        </w:rPr>
+        <w:t xml:space="preserve"> </w:t>
+      </w:r>
+      <w:r>
+        <w:rPr>
+          <w:rFonts w:ascii="Segoe UI" w:eastAsia="Times New Roman" w:hAnsi="Segoe UI" w:cs="Segoe UI"/>
+          <w:color w:val="1A1A1A"/>
+          <w:sz w:val="23"/>
+          <w:szCs w:val="23"/>
+          <w:lang w:val="es-ES"/>
+        </w:rPr>
+        <w:t xml:space="preserve">de la biblioteca: libros y materiales (calculadoras, reglas, etc.) que están disponibles para préstamo. Use el </w:t>
+      </w:r>
+      <w:r>
+        <w:rPr>
+          <w:rStyle w:val="Fuerte"/>
+          <w:rFonts w:ascii="Segoe UI" w:eastAsia="Times New Roman" w:hAnsi="Segoe UI" w:cs="Segoe UI"/>
+          <w:color w:val="1A1A1A"/>
+          <w:sz w:val="23"/>
+          <w:szCs w:val="23"/>
+          <w:lang w:val="es-ES"/>
+        </w:rPr>
+        <w:t>buscador</w:t>
+      </w:r>
+      <w:r>
+        <w:rPr>
+          <w:rFonts w:ascii="Segoe UI" w:eastAsia="Times New Roman" w:hAnsi="Segoe UI" w:cs="Segoe UI"/>
+          <w:color w:val="1A1A1A"/>
+          <w:sz w:val="23"/>
+          <w:szCs w:val="23"/>
+          <w:lang w:val="es-ES"/>
+        </w:rPr>
+        <w:t xml:space="preserve"> para filtrar por título, autor o material; cada ítem muestra la etiqueta </w:t>
+      </w:r>
+      <w:r>
+        <w:rPr>
+          <w:rStyle w:val="Fuerte"/>
+          <w:rFonts w:ascii="Segoe UI" w:eastAsia="Times New Roman" w:hAnsi="Segoe UI" w:cs="Segoe UI"/>
+          <w:color w:val="1A1A1A"/>
+          <w:sz w:val="23"/>
+          <w:szCs w:val="23"/>
+          <w:lang w:val="es-ES"/>
+        </w:rPr>
+        <w:t>Disponible (n)</w:t>
+      </w:r>
+      <w:r>
+        <w:rPr>
+          <w:rFonts w:ascii="Segoe UI" w:eastAsia="Times New Roman" w:hAnsi="Segoe UI" w:cs="Segoe UI"/>
+          <w:color w:val="1A1A1A"/>
+          <w:sz w:val="23"/>
+          <w:szCs w:val="23"/>
+          <w:lang w:val="es-ES"/>
+        </w:rPr>
+        <w:t xml:space="preserve">, donde </w:t>
+      </w:r>
+      <w:r>
+        <w:rPr>
+          <w:rStyle w:val="nfasis"/>
+          <w:rFonts w:ascii="Segoe UI" w:eastAsia="Times New Roman" w:hAnsi="Segoe UI" w:cs="Segoe UI"/>
+          <w:color w:val="1A1A1A"/>
+          <w:sz w:val="23"/>
+          <w:szCs w:val="23"/>
+          <w:lang w:val="es-ES"/>
+        </w:rPr>
+        <w:t>n</w:t>
+      </w:r>
+      <w:r>
+        <w:rPr>
+          <w:rFonts w:ascii="Segoe UI" w:eastAsia="Times New Roman" w:hAnsi="Segoe UI" w:cs="Segoe UI"/>
+          <w:color w:val="1A1A1A"/>
+          <w:sz w:val="23"/>
+          <w:szCs w:val="23"/>
+          <w:lang w:val="es-ES"/>
+        </w:rPr>
+        <w:t xml:space="preserve"> es el número de ejemplares que hay ahora mismo.</w:t>
       </w:r>
     </w:p>
     <w:p>
@@ -2498,35 +2652,35 @@
         </w:numPr>
         <w:spacing w:before="45" w:after="45"/>
         <w:ind w:left="810"/>
-        <w:divId w:val="2072145921"/>
-        <w:rPr>
-          <w:rFonts w:ascii="Segoe UI" w:eastAsia="Times New Roman" w:hAnsi="Segoe UI" w:cs="Segoe UI"/>
-          <w:color w:val="1A1A1A"/>
-          <w:sz w:val="23"/>
-          <w:szCs w:val="23"/>
-          <w:lang w:val="es-ES"/>
-        </w:rPr>
-      </w:pPr>
-      <w:r>
-        <w:rPr>
-          <w:rStyle w:val="Fuerte"/>
-          <w:rFonts w:ascii="Segoe UI" w:eastAsia="Times New Roman" w:hAnsi="Segoe UI" w:cs="Segoe UI"/>
-          <w:color w:val="1A1A1A"/>
-          <w:sz w:val="23"/>
-          <w:szCs w:val="23"/>
-          <w:lang w:val="es-ES"/>
-        </w:rPr>
-        <w:t>Mis reservas:</w:t>
-      </w:r>
-      <w:r>
-        <w:rPr>
-          <w:rFonts w:ascii="Segoe UI" w:eastAsia="Times New Roman" w:hAnsi="Segoe UI" w:cs="Segoe UI"/>
-          <w:color w:val="1A1A1A"/>
-          <w:sz w:val="23"/>
-          <w:szCs w:val="23"/>
-          <w:lang w:val="es-ES"/>
-        </w:rPr>
-        <w:t xml:space="preserve"> los libros que apartó y su estado.</w:t>
+        <w:divId w:val="1591548941"/>
+        <w:rPr>
+          <w:rFonts w:ascii="Segoe UI" w:eastAsia="Times New Roman" w:hAnsi="Segoe UI" w:cs="Segoe UI"/>
+          <w:color w:val="1A1A1A"/>
+          <w:sz w:val="23"/>
+          <w:szCs w:val="23"/>
+          <w:lang w:val="es-ES"/>
+        </w:rPr>
+      </w:pPr>
+      <w:r>
+        <w:rPr>
+          <w:rStyle w:val="Fuerte"/>
+          <w:rFonts w:ascii="Segoe UI" w:eastAsia="Times New Roman" w:hAnsi="Segoe UI" w:cs="Segoe UI"/>
+          <w:color w:val="1A1A1A"/>
+          <w:sz w:val="23"/>
+          <w:szCs w:val="23"/>
+          <w:lang w:val="es-ES"/>
+        </w:rPr>
+        <w:t>Mis préstamos activos:</w:t>
+      </w:r>
+      <w:r>
+        <w:rPr>
+          <w:rFonts w:ascii="Segoe UI" w:eastAsia="Times New Roman" w:hAnsi="Segoe UI" w:cs="Segoe UI"/>
+          <w:color w:val="1A1A1A"/>
+          <w:sz w:val="23"/>
+          <w:szCs w:val="23"/>
+          <w:lang w:val="es-ES"/>
+        </w:rPr>
+        <w:t xml:space="preserve"> los libros que tiene ahora y su fecha de vencimiento.</w:t>
       </w:r>
     </w:p>
     <w:p>
@@ -2537,35 +2691,35 @@
         </w:numPr>
         <w:spacing w:before="45" w:after="45"/>
         <w:ind w:left="810"/>
-        <w:divId w:val="2072145921"/>
-        <w:rPr>
-          <w:rFonts w:ascii="Segoe UI" w:eastAsia="Times New Roman" w:hAnsi="Segoe UI" w:cs="Segoe UI"/>
-          <w:color w:val="1A1A1A"/>
-          <w:sz w:val="23"/>
-          <w:szCs w:val="23"/>
-          <w:lang w:val="es-ES"/>
-        </w:rPr>
-      </w:pPr>
-      <w:r>
-        <w:rPr>
-          <w:rStyle w:val="Fuerte"/>
-          <w:rFonts w:ascii="Segoe UI" w:eastAsia="Times New Roman" w:hAnsi="Segoe UI" w:cs="Segoe UI"/>
-          <w:color w:val="1A1A1A"/>
-          <w:sz w:val="23"/>
-          <w:szCs w:val="23"/>
-          <w:lang w:val="es-ES"/>
-        </w:rPr>
-        <w:t>Historial de préstamos:</w:t>
-      </w:r>
-      <w:r>
-        <w:rPr>
-          <w:rFonts w:ascii="Segoe UI" w:eastAsia="Times New Roman" w:hAnsi="Segoe UI" w:cs="Segoe UI"/>
-          <w:color w:val="1A1A1A"/>
-          <w:sz w:val="23"/>
-          <w:szCs w:val="23"/>
-          <w:lang w:val="es-ES"/>
-        </w:rPr>
-        <w:t xml:space="preserve"> todos los libros que ha llevado.</w:t>
+        <w:divId w:val="1591548941"/>
+        <w:rPr>
+          <w:rFonts w:ascii="Segoe UI" w:eastAsia="Times New Roman" w:hAnsi="Segoe UI" w:cs="Segoe UI"/>
+          <w:color w:val="1A1A1A"/>
+          <w:sz w:val="23"/>
+          <w:szCs w:val="23"/>
+          <w:lang w:val="es-ES"/>
+        </w:rPr>
+      </w:pPr>
+      <w:r>
+        <w:rPr>
+          <w:rStyle w:val="Fuerte"/>
+          <w:rFonts w:ascii="Segoe UI" w:eastAsia="Times New Roman" w:hAnsi="Segoe UI" w:cs="Segoe UI"/>
+          <w:color w:val="1A1A1A"/>
+          <w:sz w:val="23"/>
+          <w:szCs w:val="23"/>
+          <w:lang w:val="es-ES"/>
+        </w:rPr>
+        <w:t>Mis reservas:</w:t>
+      </w:r>
+      <w:r>
+        <w:rPr>
+          <w:rFonts w:ascii="Segoe UI" w:eastAsia="Times New Roman" w:hAnsi="Segoe UI" w:cs="Segoe UI"/>
+          <w:color w:val="1A1A1A"/>
+          <w:sz w:val="23"/>
+          <w:szCs w:val="23"/>
+          <w:lang w:val="es-ES"/>
+        </w:rPr>
+        <w:t xml:space="preserve"> los libros que apartó y su estado.</w:t>
       </w:r>
     </w:p>
     <w:p>
@@ -2576,7 +2730,46 @@
         </w:numPr>
         <w:spacing w:before="45" w:after="45"/>
         <w:ind w:left="810"/>
-        <w:divId w:val="2072145921"/>
+        <w:divId w:val="1591548941"/>
+        <w:rPr>
+          <w:rFonts w:ascii="Segoe UI" w:eastAsia="Times New Roman" w:hAnsi="Segoe UI" w:cs="Segoe UI"/>
+          <w:color w:val="1A1A1A"/>
+          <w:sz w:val="23"/>
+          <w:szCs w:val="23"/>
+          <w:lang w:val="es-ES"/>
+        </w:rPr>
+      </w:pPr>
+      <w:r>
+        <w:rPr>
+          <w:rStyle w:val="Fuerte"/>
+          <w:rFonts w:ascii="Segoe UI" w:eastAsia="Times New Roman" w:hAnsi="Segoe UI" w:cs="Segoe UI"/>
+          <w:color w:val="1A1A1A"/>
+          <w:sz w:val="23"/>
+          <w:szCs w:val="23"/>
+          <w:lang w:val="es-ES"/>
+        </w:rPr>
+        <w:t>Historial de préstamos:</w:t>
+      </w:r>
+      <w:r>
+        <w:rPr>
+          <w:rFonts w:ascii="Segoe UI" w:eastAsia="Times New Roman" w:hAnsi="Segoe UI" w:cs="Segoe UI"/>
+          <w:color w:val="1A1A1A"/>
+          <w:sz w:val="23"/>
+          <w:szCs w:val="23"/>
+          <w:lang w:val="es-ES"/>
+        </w:rPr>
+        <w:t xml:space="preserve"> todos los libros que ha llevado.</w:t>
+      </w:r>
+    </w:p>
+    <w:p>
+      <w:pPr>
+        <w:numPr>
+          <w:ilvl w:val="0"/>
+          <w:numId w:val="8"/>
+        </w:numPr>
+        <w:spacing w:before="45" w:after="45"/>
+        <w:ind w:left="810"/>
+        <w:divId w:val="1591548941"/>
         <w:rPr>
           <w:rFonts w:ascii="Segoe UI" w:eastAsia="Times New Roman" w:hAnsi="Segoe UI" w:cs="Segoe UI"/>
           <w:color w:val="1A1A1A"/>
@@ -2604,13 +2797,23 @@
           <w:szCs w:val="23"/>
           <w:lang w:val="es-ES"/>
         </w:rPr>
-        <w:t xml:space="preserve"> si el libro está prestado o agotado, puede apartarlo (el bibliotecario lo atiende cuando se devuelva).</w:t>
+        <w:t xml:space="preserve"> </w:t>
+      </w:r>
+      <w:r>
+        <w:rPr>
+          <w:rFonts w:ascii="Segoe UI" w:eastAsia="Times New Roman" w:hAnsi="Segoe UI" w:cs="Segoe UI"/>
+          <w:color w:val="1A1A1A"/>
+          <w:sz w:val="23"/>
+          <w:szCs w:val="23"/>
+          <w:lang w:val="es-ES"/>
+        </w:rPr>
+        <w:t>si el libro está prestado o agotado, puede apartarlo (el bibliotecario lo atiende cuando se devuelva).</w:t>
       </w:r>
     </w:p>
     <w:p>
       <w:pPr>
         <w:pStyle w:val="Ttulo3"/>
-        <w:divId w:val="2072145921"/>
+        <w:divId w:val="1591548941"/>
         <w:rPr>
           <w:rFonts w:ascii="Segoe UI" w:eastAsia="Times New Roman" w:hAnsi="Segoe UI" w:cs="Segoe UI"/>
           <w:lang w:val="es-ES"/>
@@ -2627,7 +2830,7 @@
     <w:p>
       <w:pPr>
         <w:pStyle w:val="NormalWeb"/>
-        <w:divId w:val="2072145921"/>
+        <w:divId w:val="1591548941"/>
         <w:rPr>
           <w:rFonts w:ascii="Segoe UI" w:hAnsi="Segoe UI" w:cs="Segoe UI"/>
           <w:color w:val="1A1A1A"/>
@@ -2671,7 +2874,7 @@
     <w:p>
       <w:pPr>
         <w:pStyle w:val="NormalWeb"/>
-        <w:divId w:val="2072145921"/>
+        <w:divId w:val="1591548941"/>
         <w:rPr>
           <w:rFonts w:ascii="Segoe UI" w:hAnsi="Segoe UI" w:cs="Segoe UI"/>
           <w:color w:val="1A1A1A"/>
@@ -2700,7 +2903,7 @@
         </w:numPr>
         <w:spacing w:before="45" w:after="45"/>
         <w:ind w:left="810"/>
-        <w:divId w:val="2072145921"/>
+        <w:divId w:val="1591548941"/>
         <w:rPr>
           <w:rFonts w:ascii="Segoe UI" w:eastAsia="Times New Roman" w:hAnsi="Segoe UI" w:cs="Segoe UI"/>
           <w:color w:val="1A1A1A"/>
@@ -2749,7 +2952,7 @@
         </w:numPr>
         <w:spacing w:before="45" w:after="45"/>
         <w:ind w:left="810"/>
-        <w:divId w:val="2072145921"/>
+        <w:divId w:val="1591548941"/>
         <w:rPr>
           <w:rFonts w:ascii="Segoe UI" w:eastAsia="Times New Roman" w:hAnsi="Segoe UI" w:cs="Segoe UI"/>
           <w:color w:val="1A1A1A"/>
@@ -2798,7 +3001,7 @@
         </w:numPr>
         <w:spacing w:before="45" w:after="45"/>
         <w:ind w:left="810"/>
-        <w:divId w:val="2072145921"/>
+        <w:divId w:val="1591548941"/>
         <w:rPr>
           <w:rFonts w:ascii="Segoe UI" w:eastAsia="Times New Roman" w:hAnsi="Segoe UI" w:cs="Segoe UI"/>
           <w:color w:val="1A1A1A"/>
@@ -2826,7 +3029,7 @@
         </w:numPr>
         <w:spacing w:before="45" w:after="45"/>
         <w:ind w:left="810"/>
-        <w:divId w:val="2072145921"/>
+        <w:divId w:val="1591548941"/>
         <w:rPr>
           <w:rFonts w:ascii="Segoe UI" w:eastAsia="Times New Roman" w:hAnsi="Segoe UI" w:cs="Segoe UI"/>
           <w:color w:val="1A1A1A"/>
@@ -2849,7 +3052,7 @@
     <w:p>
       <w:pPr>
         <w:pStyle w:val="NormalWeb"/>
-        <w:divId w:val="2072145921"/>
+        <w:divId w:val="1591548941"/>
         <w:rPr>
           <w:rFonts w:ascii="Segoe UI" w:hAnsi="Segoe UI" w:cs="Segoe UI"/>
           <w:color w:val="1A1A1A"/>
@@ -2904,7 +3107,7 @@
     <w:p>
       <w:pPr>
         <w:pStyle w:val="Ttulo3"/>
-        <w:divId w:val="2072145921"/>
+        <w:divId w:val="1591548941"/>
         <w:rPr>
           <w:rFonts w:ascii="Segoe UI" w:eastAsia="Times New Roman" w:hAnsi="Segoe UI" w:cs="Segoe UI"/>
           <w:lang w:val="es-ES"/>
@@ -2921,7 +3124,7 @@
     <w:p>
       <w:pPr>
         <w:pStyle w:val="NormalWeb"/>
-        <w:divId w:val="2072145921"/>
+        <w:divId w:val="1591548941"/>
         <w:rPr>
           <w:rFonts w:ascii="Segoe UI" w:hAnsi="Segoe UI" w:cs="Segoe UI"/>
           <w:color w:val="1A1A1A"/>
@@ -2959,7 +3162,17 @@
           <w:szCs w:val="23"/>
           <w:lang w:val="es-ES"/>
         </w:rPr>
-        <w:t xml:space="preserve"> del colegio (cambios de menú, avisos de biblioteca, etc.). Pulse una notificación para marcar detalles y use el botón para marcarlas como </w:t>
+        <w:t xml:space="preserve"> </w:t>
+      </w:r>
+      <w:r>
+        <w:rPr>
+          <w:rFonts w:ascii="Segoe UI" w:hAnsi="Segoe UI" w:cs="Segoe UI"/>
+          <w:color w:val="1A1A1A"/>
+          <w:sz w:val="23"/>
+          <w:szCs w:val="23"/>
+          <w:lang w:val="es-ES"/>
+        </w:rPr>
+        <w:t xml:space="preserve">del colegio (cambios de menú, avisos de biblioteca, etc.). Pulse una notificación para marcar detalles y use el botón para marcarlas como </w:t>
       </w:r>
       <w:r>
         <w:rPr>
@@ -2986,7 +3199,7 @@
     <w:p>
       <w:pPr>
         <w:pStyle w:val="Ttulo3"/>
-        <w:divId w:val="2072145921"/>
+        <w:divId w:val="1591548941"/>
         <w:rPr>
           <w:rFonts w:ascii="Segoe UI" w:eastAsia="Times New Roman" w:hAnsi="Segoe UI" w:cs="Segoe UI"/>
           <w:lang w:val="es-ES"/>
@@ -3003,7 +3216,7 @@
     <w:p>
       <w:pPr>
         <w:pStyle w:val="NormalWeb"/>
-        <w:divId w:val="2072145921"/>
+        <w:divId w:val="1591548941"/>
         <w:rPr>
           <w:rFonts w:ascii="Segoe UI" w:hAnsi="Segoe UI" w:cs="Segoe UI"/>
           <w:color w:val="1A1A1A"/>
@@ -3031,7 +3244,7 @@
         </w:numPr>
         <w:spacing w:before="45" w:after="45"/>
         <w:ind w:left="810"/>
-        <w:divId w:val="2072145921"/>
+        <w:divId w:val="1591548941"/>
         <w:rPr>
           <w:rFonts w:ascii="Segoe UI" w:eastAsia="Times New Roman" w:hAnsi="Segoe UI" w:cs="Segoe UI"/>
           <w:color w:val="1A1A1A"/>
@@ -3070,7 +3283,7 @@
         </w:numPr>
         <w:spacing w:before="45" w:after="45"/>
         <w:ind w:left="810"/>
-        <w:divId w:val="2072145921"/>
+        <w:divId w:val="1591548941"/>
         <w:rPr>
           <w:rFonts w:ascii="Segoe UI" w:eastAsia="Times New Roman" w:hAnsi="Segoe UI" w:cs="Segoe UI"/>
           <w:color w:val="1A1A1A"/>
@@ -3109,7 +3322,7 @@
         </w:numPr>
         <w:spacing w:before="45" w:after="45"/>
         <w:ind w:left="810"/>
-        <w:divId w:val="2072145921"/>
+        <w:divId w:val="1591548941"/>
         <w:rPr>
           <w:rFonts w:ascii="Segoe UI" w:eastAsia="Times New Roman" w:hAnsi="Segoe UI" w:cs="Segoe UI"/>
           <w:color w:val="1A1A1A"/>
@@ -3154,7 +3367,7 @@
       <w:pPr>
         <w:shd w:val="clear" w:color="auto" w:fill="F2F4F8"/>
         <w:spacing w:before="180" w:after="180"/>
-        <w:divId w:val="371424374"/>
+        <w:divId w:val="377055240"/>
         <w:rPr>
           <w:rFonts w:ascii="Segoe UI" w:eastAsia="Times New Roman" w:hAnsi="Segoe UI" w:cs="Segoe UI"/>
           <w:color w:val="333333"/>
@@ -3177,7 +3390,7 @@
     <w:p>
       <w:pPr>
         <w:pStyle w:val="Ttulo3"/>
-        <w:divId w:val="2072145921"/>
+        <w:divId w:val="1591548941"/>
         <w:rPr>
           <w:rFonts w:ascii="Segoe UI" w:eastAsia="Times New Roman" w:hAnsi="Segoe UI" w:cs="Segoe UI"/>
           <w:lang w:val="es-ES"/>
@@ -3194,7 +3407,7 @@
     <w:p>
       <w:pPr>
         <w:pStyle w:val="NormalWeb"/>
-        <w:divId w:val="2072145921"/>
+        <w:divId w:val="1591548941"/>
         <w:rPr>
           <w:rFonts w:ascii="Segoe UI" w:hAnsi="Segoe UI" w:cs="Segoe UI"/>
           <w:color w:val="1A1A1A"/>
@@ -3222,7 +3435,7 @@
         </w:numPr>
         <w:spacing w:before="45" w:after="45"/>
         <w:ind w:left="810"/>
-        <w:divId w:val="2072145921"/>
+        <w:divId w:val="1591548941"/>
         <w:rPr>
           <w:rFonts w:ascii="Segoe UI" w:eastAsia="Times New Roman" w:hAnsi="Segoe UI" w:cs="Segoe UI"/>
           <w:color w:val="1A1A1A"/>
@@ -3261,7 +3474,7 @@
         </w:numPr>
         <w:spacing w:before="45" w:after="45"/>
         <w:ind w:left="810"/>
-        <w:divId w:val="2072145921"/>
+        <w:divId w:val="1591548941"/>
         <w:rPr>
           <w:rFonts w:ascii="Segoe UI" w:eastAsia="Times New Roman" w:hAnsi="Segoe UI" w:cs="Segoe UI"/>
           <w:color w:val="1A1A1A"/>
@@ -3289,7 +3502,17 @@
           <w:szCs w:val="23"/>
           <w:lang w:val="es-ES"/>
         </w:rPr>
-        <w:t xml:space="preserve"> (claro u oscuro), si está disponible.</w:t>
+        <w:t xml:space="preserve"> </w:t>
+      </w:r>
+      <w:r>
+        <w:rPr>
+          <w:rFonts w:ascii="Segoe UI" w:eastAsia="Times New Roman" w:hAnsi="Segoe UI" w:cs="Segoe UI"/>
+          <w:color w:val="1A1A1A"/>
+          <w:sz w:val="23"/>
+          <w:szCs w:val="23"/>
+          <w:lang w:val="es-ES"/>
+        </w:rPr>
+        <w:t>(claro u oscuro), si está disponible.</w:t>
       </w:r>
     </w:p>
     <w:p>
@@ -3300,7 +3523,7 @@
         </w:numPr>
         <w:spacing w:before="45" w:after="45"/>
         <w:ind w:left="810"/>
-        <w:divId w:val="2072145921"/>
+        <w:divId w:val="1591548941"/>
         <w:rPr>
           <w:rFonts w:ascii="Segoe UI" w:eastAsia="Times New Roman" w:hAnsi="Segoe UI" w:cs="Segoe UI"/>
           <w:color w:val="1A1A1A"/>
@@ -3323,24 +3546,24 @@
     <w:p>
       <w:pPr>
         <w:spacing w:before="360" w:after="360"/>
-        <w:divId w:val="2072145921"/>
-        <w:rPr>
-          <w:rFonts w:ascii="Segoe UI" w:eastAsia="Times New Roman" w:hAnsi="Segoe UI" w:cs="Segoe UI"/>
-          <w:color w:val="1A1A1A"/>
-          <w:sz w:val="23"/>
-          <w:szCs w:val="23"/>
-          <w:lang w:val="es-ES"/>
-        </w:rPr>
-      </w:pPr>
-      <w:r>
-        <w:rPr>
-          <w:rFonts w:ascii="Segoe UI" w:eastAsia="Times New Roman" w:hAnsi="Segoe UI" w:cs="Segoe UI"/>
-          <w:color w:val="1A1A1A"/>
-          <w:sz w:val="23"/>
-          <w:szCs w:val="23"/>
-          <w:lang w:val="es-ES"/>
-        </w:rPr>
-        <w:pict w14:anchorId="00FF8FE3">
+        <w:divId w:val="1591548941"/>
+        <w:rPr>
+          <w:rFonts w:ascii="Segoe UI" w:eastAsia="Times New Roman" w:hAnsi="Segoe UI" w:cs="Segoe UI"/>
+          <w:color w:val="1A1A1A"/>
+          <w:sz w:val="23"/>
+          <w:szCs w:val="23"/>
+          <w:lang w:val="es-ES"/>
+        </w:rPr>
+      </w:pPr>
+      <w:r>
+        <w:rPr>
+          <w:rFonts w:ascii="Segoe UI" w:eastAsia="Times New Roman" w:hAnsi="Segoe UI" w:cs="Segoe UI"/>
+          <w:color w:val="1A1A1A"/>
+          <w:sz w:val="23"/>
+          <w:szCs w:val="23"/>
+          <w:lang w:val="es-ES"/>
+        </w:rPr>
+        <w:pict>
           <v:rect id="_x0000_i1030" style="width:0;height:1.5pt" o:hralign="center" o:hrstd="t" o:hr="t" fillcolor="#a0a0a0" stroked="f"/>
         </w:pict>
       </w:r>
@@ -3348,7 +3571,7 @@
     <w:p>
       <w:pPr>
         <w:pStyle w:val="Ttulo2"/>
-        <w:divId w:val="2072145921"/>
+        <w:divId w:val="1591548941"/>
         <w:rPr>
           <w:rFonts w:ascii="Segoe UI" w:eastAsia="Times New Roman" w:hAnsi="Segoe UI" w:cs="Segoe UI"/>
           <w:lang w:val="es-ES"/>
@@ -3365,7 +3588,7 @@
     <w:p>
       <w:pPr>
         <w:pStyle w:val="NormalWeb"/>
-        <w:divId w:val="2072145921"/>
+        <w:divId w:val="1591548941"/>
         <w:rPr>
           <w:rFonts w:ascii="Segoe UI" w:hAnsi="Segoe UI" w:cs="Segoe UI"/>
           <w:color w:val="1A1A1A"/>
@@ -3389,7 +3612,7 @@
     <w:p>
       <w:pPr>
         <w:pStyle w:val="NormalWeb"/>
-        <w:divId w:val="2072145921"/>
+        <w:divId w:val="1591548941"/>
         <w:rPr>
           <w:rFonts w:ascii="Segoe UI" w:hAnsi="Segoe UI" w:cs="Segoe UI"/>
           <w:color w:val="1A1A1A"/>
@@ -3433,7 +3656,7 @@
     <w:p>
       <w:pPr>
         <w:pStyle w:val="NormalWeb"/>
-        <w:divId w:val="2072145921"/>
+        <w:divId w:val="1591548941"/>
         <w:rPr>
           <w:rFonts w:ascii="Segoe UI" w:hAnsi="Segoe UI" w:cs="Segoe UI"/>
           <w:color w:val="1A1A1A"/>
@@ -3457,7 +3680,7 @@
     <w:p>
       <w:pPr>
         <w:pStyle w:val="NormalWeb"/>
-        <w:divId w:val="2072145921"/>
+        <w:divId w:val="1591548941"/>
         <w:rPr>
           <w:rFonts w:ascii="Segoe UI" w:hAnsi="Segoe UI" w:cs="Segoe UI"/>
           <w:color w:val="1A1A1A"/>
@@ -3501,7 +3724,7 @@
     <w:p>
       <w:pPr>
         <w:pStyle w:val="NormalWeb"/>
-        <w:divId w:val="2072145921"/>
+        <w:divId w:val="1591548941"/>
         <w:rPr>
           <w:rFonts w:ascii="Segoe UI" w:hAnsi="Segoe UI" w:cs="Segoe UI"/>
           <w:color w:val="1A1A1A"/>
@@ -3525,7 +3748,7 @@
     <w:p>
       <w:pPr>
         <w:pStyle w:val="NormalWeb"/>
-        <w:divId w:val="2072145921"/>
+        <w:divId w:val="1591548941"/>
         <w:rPr>
           <w:rFonts w:ascii="Segoe UI" w:hAnsi="Segoe UI" w:cs="Segoe UI"/>
           <w:color w:val="1A1A1A"/>
@@ -3569,7 +3792,7 @@
     <w:p>
       <w:pPr>
         <w:pStyle w:val="NormalWeb"/>
-        <w:divId w:val="2072145921"/>
+        <w:divId w:val="1591548941"/>
         <w:rPr>
           <w:rFonts w:ascii="Segoe UI" w:hAnsi="Segoe UI" w:cs="Segoe UI"/>
           <w:color w:val="1A1A1A"/>
@@ -3593,7 +3816,7 @@
     <w:p>
       <w:pPr>
         <w:pStyle w:val="NormalWeb"/>
-        <w:divId w:val="2072145921"/>
+        <w:divId w:val="1591548941"/>
         <w:rPr>
           <w:rFonts w:ascii="Segoe UI" w:hAnsi="Segoe UI" w:cs="Segoe UI"/>
           <w:color w:val="1A1A1A"/>
@@ -3658,7 +3881,117 @@
     <w:p>
       <w:pPr>
         <w:pStyle w:val="NormalWeb"/>
-        <w:divId w:val="2072145921"/>
+        <w:divId w:val="1591548941"/>
+        <w:rPr>
+          <w:rFonts w:ascii="Segoe UI" w:hAnsi="Segoe UI" w:cs="Segoe UI"/>
+          <w:color w:val="1A1A1A"/>
+          <w:sz w:val="23"/>
+          <w:szCs w:val="23"/>
+          <w:lang w:val="es-ES"/>
+        </w:rPr>
+      </w:pPr>
+      <w:r>
+        <w:rPr>
+          <w:rStyle w:val="Fuerte"/>
+          <w:rFonts w:ascii="Segoe UI" w:hAnsi="Segoe UI" w:cs="Segoe UI"/>
+          <w:color w:val="1A1A1A"/>
+          <w:sz w:val="23"/>
+          <w:szCs w:val="23"/>
+          <w:lang w:val="es-ES"/>
+        </w:rPr>
+        <w:t>¿Cómo sé si un libro está disponible?</w:t>
+      </w:r>
+    </w:p>
+    <w:p>
+      <w:pPr>
+        <w:pStyle w:val="NormalWeb"/>
+        <w:divId w:val="1591548941"/>
+        <w:rPr>
+          <w:rFonts w:ascii="Segoe UI" w:hAnsi="Segoe UI" w:cs="Segoe UI"/>
+          <w:color w:val="1A1A1A"/>
+          <w:sz w:val="23"/>
+          <w:szCs w:val="23"/>
+          <w:lang w:val="es-ES"/>
+        </w:rPr>
+      </w:pPr>
+      <w:r>
+        <w:rPr>
+          <w:rFonts w:ascii="Segoe UI" w:hAnsi="Segoe UI" w:cs="Segoe UI"/>
+          <w:color w:val="1A1A1A"/>
+          <w:sz w:val="23"/>
+          <w:szCs w:val="23"/>
+          <w:lang w:val="es-ES"/>
+        </w:rPr>
+        <w:t xml:space="preserve">En </w:t>
+      </w:r>
+      <w:r>
+        <w:rPr>
+          <w:rStyle w:val="Fuerte"/>
+          <w:rFonts w:ascii="Segoe UI" w:hAnsi="Segoe UI" w:cs="Segoe UI"/>
+          <w:color w:val="1A1A1A"/>
+          <w:sz w:val="23"/>
+          <w:szCs w:val="23"/>
+          <w:lang w:val="es-ES"/>
+        </w:rPr>
+        <w:t>Mi biblioteca</w:t>
+      </w:r>
+      <w:r>
+        <w:rPr>
+          <w:rFonts w:ascii="Segoe UI" w:hAnsi="Segoe UI" w:cs="Segoe UI"/>
+          <w:color w:val="1A1A1A"/>
+          <w:sz w:val="23"/>
+          <w:szCs w:val="23"/>
+          <w:lang w:val="es-ES"/>
+        </w:rPr>
+        <w:t xml:space="preserve">, abra el </w:t>
+      </w:r>
+      <w:r>
+        <w:rPr>
+          <w:rStyle w:val="Fuerte"/>
+          <w:rFonts w:ascii="Segoe UI" w:hAnsi="Segoe UI" w:cs="Segoe UI"/>
+          <w:color w:val="1A1A1A"/>
+          <w:sz w:val="23"/>
+          <w:szCs w:val="23"/>
+          <w:lang w:val="es-ES"/>
+        </w:rPr>
+        <w:t>catálogo</w:t>
+      </w:r>
+      <w:r>
+        <w:rPr>
+          <w:rFonts w:ascii="Segoe UI" w:hAnsi="Segoe UI" w:cs="Segoe UI"/>
+          <w:color w:val="1A1A1A"/>
+          <w:sz w:val="23"/>
+          <w:szCs w:val="23"/>
+          <w:lang w:val="es-ES"/>
+        </w:rPr>
+        <w:t xml:space="preserve"> y mire la etiqueta </w:t>
+      </w:r>
+      <w:r>
+        <w:rPr>
+          <w:rStyle w:val="Fuerte"/>
+          <w:rFonts w:ascii="Segoe UI" w:hAnsi="Segoe UI" w:cs="Segoe UI"/>
+          <w:color w:val="1A1A1A"/>
+          <w:sz w:val="23"/>
+          <w:szCs w:val="23"/>
+          <w:lang w:val="es-ES"/>
+        </w:rPr>
+        <w:t>Disponible (n)</w:t>
+      </w:r>
+      <w:r>
+        <w:rPr>
+          <w:rFonts w:ascii="Segoe UI" w:hAnsi="Segoe UI" w:cs="Segoe UI"/>
+          <w:color w:val="1A1A1A"/>
+          <w:sz w:val="23"/>
+          <w:szCs w:val="23"/>
+          <w:lang w:val="es-ES"/>
+        </w:rPr>
+        <w:t xml:space="preserve"> de cada ítem. Si aparece agotado en el catálogo o no se muestra, no hay ejemplares libres en ese momento.</w:t>
+      </w:r>
+    </w:p>
+    <w:p>
+      <w:pPr>
+        <w:pStyle w:val="NormalWeb"/>
+        <w:divId w:val="1591548941"/>
         <w:rPr>
           <w:rFonts w:ascii="Segoe UI" w:hAnsi="Segoe UI" w:cs="Segoe UI"/>
           <w:color w:val="1A1A1A"/>
@@ -3682,7 +4015,7 @@
     <w:p>
       <w:pPr>
         <w:pStyle w:val="NormalWeb"/>
-        <w:divId w:val="2072145921"/>
+        <w:divId w:val="1591548941"/>
         <w:rPr>
           <w:rFonts w:ascii="Segoe UI" w:hAnsi="Segoe UI" w:cs="Segoe UI"/>
           <w:color w:val="1A1A1A"/>
@@ -3726,24 +4059,24 @@
     <w:p>
       <w:pPr>
         <w:spacing w:before="360" w:after="360"/>
-        <w:divId w:val="2072145921"/>
-        <w:rPr>
-          <w:rFonts w:ascii="Segoe UI" w:eastAsia="Times New Roman" w:hAnsi="Segoe UI" w:cs="Segoe UI"/>
-          <w:color w:val="1A1A1A"/>
-          <w:sz w:val="23"/>
-          <w:szCs w:val="23"/>
-          <w:lang w:val="es-ES"/>
-        </w:rPr>
-      </w:pPr>
-      <w:r>
-        <w:rPr>
-          <w:rFonts w:ascii="Segoe UI" w:eastAsia="Times New Roman" w:hAnsi="Segoe UI" w:cs="Segoe UI"/>
-          <w:color w:val="1A1A1A"/>
-          <w:sz w:val="23"/>
-          <w:szCs w:val="23"/>
-          <w:lang w:val="es-ES"/>
-        </w:rPr>
-        <w:pict w14:anchorId="673F968F">
+        <w:divId w:val="1591548941"/>
+        <w:rPr>
+          <w:rFonts w:ascii="Segoe UI" w:eastAsia="Times New Roman" w:hAnsi="Segoe UI" w:cs="Segoe UI"/>
+          <w:color w:val="1A1A1A"/>
+          <w:sz w:val="23"/>
+          <w:szCs w:val="23"/>
+          <w:lang w:val="es-ES"/>
+        </w:rPr>
+      </w:pPr>
+      <w:r>
+        <w:rPr>
+          <w:rFonts w:ascii="Segoe UI" w:eastAsia="Times New Roman" w:hAnsi="Segoe UI" w:cs="Segoe UI"/>
+          <w:color w:val="1A1A1A"/>
+          <w:sz w:val="23"/>
+          <w:szCs w:val="23"/>
+          <w:lang w:val="es-ES"/>
+        </w:rPr>
+        <w:pict>
           <v:rect id="_x0000_i1031" style="width:0;height:1.5pt" o:hralign="center" o:hrstd="t" o:hr="t" fillcolor="#a0a0a0" stroked="f"/>
         </w:pict>
       </w:r>
@@ -3751,7 +4084,7 @@
     <w:p>
       <w:pPr>
         <w:pStyle w:val="Ttulo2"/>
-        <w:divId w:val="2072145921"/>
+        <w:divId w:val="1591548941"/>
         <w:rPr>
           <w:rFonts w:ascii="Segoe UI" w:eastAsia="Times New Roman" w:hAnsi="Segoe UI" w:cs="Segoe UI"/>
           <w:lang w:val="es-ES"/>
@@ -3773,7 +4106,7 @@
         </w:numPr>
         <w:spacing w:before="45" w:after="45"/>
         <w:ind w:left="810"/>
-        <w:divId w:val="2072145921"/>
+        <w:divId w:val="1591548941"/>
         <w:rPr>
           <w:rFonts w:ascii="Segoe UI" w:eastAsia="Times New Roman" w:hAnsi="Segoe UI" w:cs="Segoe UI"/>
           <w:color w:val="1A1A1A"/>
@@ -3822,7 +4155,7 @@
         </w:numPr>
         <w:spacing w:before="45" w:after="45"/>
         <w:ind w:left="810"/>
-        <w:divId w:val="2072145921"/>
+        <w:divId w:val="1591548941"/>
         <w:rPr>
           <w:rFonts w:ascii="Segoe UI" w:eastAsia="Times New Roman" w:hAnsi="Segoe UI" w:cs="Segoe UI"/>
           <w:color w:val="1A1A1A"/>
@@ -3861,7 +4194,7 @@
         </w:numPr>
         <w:spacing w:before="45" w:after="45"/>
         <w:ind w:left="810"/>
-        <w:divId w:val="2072145921"/>
+        <w:divId w:val="1591548941"/>
         <w:rPr>
           <w:rFonts w:ascii="Segoe UI" w:eastAsia="Times New Roman" w:hAnsi="Segoe UI" w:cs="Segoe UI"/>
           <w:color w:val="1A1A1A"/>
@@ -3889,7 +4222,7 @@
         </w:numPr>
         <w:spacing w:before="45" w:after="600"/>
         <w:ind w:left="810"/>
-        <w:divId w:val="2072145921"/>
+        <w:divId w:val="1591548941"/>
         <w:rPr>
           <w:rFonts w:ascii="Segoe UI" w:eastAsia="Times New Roman" w:hAnsi="Segoe UI" w:cs="Segoe UI"/>
           <w:color w:val="1A1A1A"/>
@@ -3922,9 +4255,9 @@
 <file path=word/numbering.xml><?xml version="1.0" encoding="utf-8"?>
 <w:numbering xmlns:wpc="http://schemas.microsoft.com/office/word/2010/wordprocessingCanvas" xmlns:cx="http://schemas.microsoft.com/office/drawing/2014/chartex" xmlns:cx1="http://schemas.microsoft.com/office/drawing/2015/9/8/chartex" xmlns:cx2="http://schemas.microsoft.com/office/drawing/2015/10/21/chartex" xmlns:cx3="http://schemas.microsoft.com/office/drawing/2016/5/9/chartex" xmlns:cx4="http://schemas.microsoft.com/office/drawing/2016/5/10/chartex" xmlns:cx5="http://schemas.microsoft.com/office/drawing/2016/5/11/chartex" xmlns:cx6="http://schemas.microsoft.com/office/drawing/2016/5/12/chartex" xmlns:cx7="http://schemas.microsoft.com/office/drawing/2016/5/13/chartex" xmlns:cx8="http://schemas.microsoft.com/office/drawing/2016/5/14/chartex" xmlns:mc="http://schemas.openxmlformats.org/markup-compatibility/2006" xmlns:aink="http://schemas.microsoft.com/office/drawing/2016/ink" xmlns:am3d="http://schemas.microsoft.com/office/drawing/2017/model3d" xmlns:o="urn:schemas-microsoft-com:office:office" xmlns:oel="http://schemas.microsoft.com/office/2019/extlst" xmlns:r="http://schemas.openxmlformats.org/officeDocument/2006/relationships" xmlns:m="http://schemas.openxmlformats.org/officeDocument/2006/math" xmlns:v="urn:schemas-microsoft-com:vml" xmlns:wp14="http://schemas.microsoft.com/office/word/2010/wordprocessingDrawing" xmlns:wp="http://schemas.openxmlformats.org/drawingml/2006/wordprocessingDrawing" xmlns:w10="urn:schemas-microsoft-com:office:word" xmlns:w="http://schemas.openxmlformats.org/wordprocessingml/2006/main" xmlns:w14="http://schemas.microsoft.com/office/word/2010/wordml" xmlns:w15="http://schemas.microsoft.com/office/word/2012/wordml" xmlns:w16cex="http://schemas.microsoft.com/office/word/2018/wordml/cex" xmlns:w16cid="http://schemas.microsoft.com/office/word/2016/wordml/cid" xmlns:w16="http://schemas.microsoft.com/office/word/2018/wordml" xmlns:w16du="http://schemas.microsoft.com/office/word/2023/wordml/word16du" xmlns:w16sdtdh="http://schemas.microsoft.com/office/word/2020/wordml/sdtdatahash" xmlns:w16sdtfl="http://schemas.microsoft.com/office/word/2024/wordml/sdtformatlock" xmlns:w16se="http://schemas.microsoft.com/office/word/2015/wordml/symex" xmlns:wpg="http://schemas.microsoft.com/office/word/2010/wordprocessingGroup" xmlns:wpi="http://schemas.microsoft.com/office/word/2010/wordprocessingInk" xmlns:wne="http://schemas.microsoft.com/office/word/2006/wordml" xmlns:wps="http://schemas.microsoft.com/office/word/2010/wordprocessingShape" mc:Ignorable="w14 w15 w16se w16cid w16 w16cex w16sdtdh w16sdtfl w16du wp14">
   <w:abstractNum w:abstractNumId="0" w15:restartNumberingAfterBreak="0">
-    <w:nsid w:val="02576D20"/>
+    <w:nsid w:val="0AA75F73"/>
     <w:multiLevelType w:val="multilevel"/>
-    <w:tmpl w:val="5ADC03E6"/>
+    <w:tmpl w:val="050E4204"/>
     <w:lvl w:ilvl="0">
       <w:start w:val="1"/>
       <w:numFmt w:val="bullet"/>
@@ -4071,9 +4404,9 @@
     </w:lvl>
   </w:abstractNum>
   <w:abstractNum w:abstractNumId="1" w15:restartNumberingAfterBreak="0">
-    <w:nsid w:val="09716D0B"/>
+    <w:nsid w:val="1D6979DD"/>
     <w:multiLevelType w:val="multilevel"/>
-    <w:tmpl w:val="0500439A"/>
+    <w:tmpl w:val="EF70220A"/>
     <w:lvl w:ilvl="0">
       <w:start w:val="1"/>
       <w:numFmt w:val="bullet"/>
@@ -4220,9 +4553,9 @@
     </w:lvl>
   </w:abstractNum>
   <w:abstractNum w:abstractNumId="2" w15:restartNumberingAfterBreak="0">
-    <w:nsid w:val="16184069"/>
+    <w:nsid w:val="2C8C3C5D"/>
     <w:multiLevelType w:val="multilevel"/>
-    <w:tmpl w:val="6AA6D9C0"/>
+    <w:tmpl w:val="D4CE8B44"/>
     <w:lvl w:ilvl="0">
       <w:start w:val="1"/>
       <w:numFmt w:val="bullet"/>
@@ -4369,9 +4702,9 @@
     </w:lvl>
   </w:abstractNum>
   <w:abstractNum w:abstractNumId="3" w15:restartNumberingAfterBreak="0">
-    <w:nsid w:val="16CA79D2"/>
+    <w:nsid w:val="310C6874"/>
     <w:multiLevelType w:val="multilevel"/>
-    <w:tmpl w:val="62582268"/>
+    <w:tmpl w:val="08C6E3A6"/>
     <w:lvl w:ilvl="0">
       <w:start w:val="1"/>
       <w:numFmt w:val="decimal"/>
@@ -4482,9 +4815,9 @@
     </w:lvl>
   </w:abstractNum>
   <w:abstractNum w:abstractNumId="4" w15:restartNumberingAfterBreak="0">
-    <w:nsid w:val="2FBC070B"/>
+    <w:nsid w:val="312E6E1E"/>
     <w:multiLevelType w:val="multilevel"/>
-    <w:tmpl w:val="9E0CBFF2"/>
+    <w:tmpl w:val="8F82F708"/>
     <w:lvl w:ilvl="0">
       <w:start w:val="1"/>
       <w:numFmt w:val="bullet"/>
@@ -4631,9 +4964,158 @@
     </w:lvl>
   </w:abstractNum>
   <w:abstractNum w:abstractNumId="5" w15:restartNumberingAfterBreak="0">
-    <w:nsid w:val="3283190D"/>
+    <w:nsid w:val="32B627D3"/>
     <w:multiLevelType w:val="multilevel"/>
-    <w:tmpl w:val="9162C76C"/>
+    <w:tmpl w:val="2166B44A"/>
+    <w:lvl w:ilvl="0">
+      <w:start w:val="1"/>
+      <w:numFmt w:val="bullet"/>
+      <w:lvlText w:val=""/>
+      <w:lvlJc w:val="left"/>
+      <w:pPr>
+        <w:tabs>
+          <w:tab w:val="num" w:pos="720"/>
+        </w:tabs>
+        <w:ind w:left="720" w:hanging="360"/>
+      </w:pPr>
+      <w:rPr>
+        <w:rFonts w:ascii="Symbol" w:hAnsi="Symbol" w:hint="default"/>
+        <w:sz w:val="20"/>
+      </w:rPr>
+    </w:lvl>
+    <w:lvl w:ilvl="1" w:tentative="1">
+      <w:start w:val="1"/>
+      <w:numFmt w:val="bullet"/>
+      <w:lvlText w:val="o"/>
+      <w:lvlJc w:val="left"/>
+      <w:pPr>
+        <w:tabs>
+          <w:tab w:val="num" w:pos="1440"/>
+        </w:tabs>
+        <w:ind w:left="1440" w:hanging="360"/>
+      </w:pPr>
+      <w:rPr>
+        <w:rFonts w:ascii="Courier New" w:hAnsi="Courier New" w:hint="default"/>
+        <w:sz w:val="20"/>
+      </w:rPr>
+    </w:lvl>
+    <w:lvl w:ilvl="2" w:tentative="1">
+      <w:start w:val="1"/>
+      <w:numFmt w:val="bullet"/>
+      <w:lvlText w:val=""/>
+      <w:lvlJc w:val="left"/>
+      <w:pPr>
+        <w:tabs>
+          <w:tab w:val="num" w:pos="2160"/>
+        </w:tabs>
+        <w:ind w:left="2160" w:hanging="360"/>
+      </w:pPr>
+      <w:rPr>
+        <w:rFonts w:ascii="Wingdings" w:hAnsi="Wingdings" w:hint="default"/>
+        <w:sz w:val="20"/>
+      </w:rPr>
+    </w:lvl>
+    <w:lvl w:ilvl="3" w:tentative="1">
+      <w:start w:val="1"/>
+      <w:numFmt w:val="bullet"/>
+      <w:lvlText w:val=""/>
+      <w:lvlJc w:val="left"/>
+      <w:pPr>
+        <w:tabs>
+          <w:tab w:val="num" w:pos="2880"/>
+        </w:tabs>
+        <w:ind w:left="2880" w:hanging="360"/>
+      </w:pPr>
+      <w:rPr>
+        <w:rFonts w:ascii="Wingdings" w:hAnsi="Wingdings" w:hint="default"/>
+        <w:sz w:val="20"/>
+      </w:rPr>
+    </w:lvl>
+    <w:lvl w:ilvl="4" w:tentative="1">
+      <w:start w:val="1"/>
+      <w:numFmt w:val="bullet"/>
+      <w:lvlText w:val=""/>
+      <w:lvlJc w:val="left"/>
+      <w:pPr>
+        <w:tabs>
+          <w:tab w:val="num" w:pos="3600"/>
+        </w:tabs>
+        <w:ind w:left="3600" w:hanging="360"/>
+      </w:pPr>
+      <w:rPr>
+        <w:rFonts w:ascii="Wingdings" w:hAnsi="Wingdings" w:hint="default"/>
+        <w:sz w:val="20"/>
+      </w:rPr>
+    </w:lvl>
+    <w:lvl w:ilvl="5" w:tentative="1">
+      <w:start w:val="1"/>
+      <w:numFmt w:val="bullet"/>
+      <w:lvlText w:val=""/>
+      <w:lvlJc w:val="left"/>
+      <w:pPr>
+        <w:tabs>
+          <w:tab w:val="num" w:pos="4320"/>
+        </w:tabs>
+        <w:ind w:left="4320" w:hanging="360"/>
+      </w:pPr>
+      <w:rPr>
+        <w:rFonts w:ascii="Wingdings" w:hAnsi="Wingdings" w:hint="default"/>
+        <w:sz w:val="20"/>
+      </w:rPr>
+    </w:lvl>
+    <w:lvl w:ilvl="6" w:tentative="1">
+      <w:start w:val="1"/>
+      <w:numFmt w:val="bullet"/>
+      <w:lvlText w:val=""/>
+      <w:lvlJc w:val="left"/>
+      <w:pPr>
+        <w:tabs>
+          <w:tab w:val="num" w:pos="5040"/>
+        </w:tabs>
+        <w:ind w:left="5040" w:hanging="360"/>
+      </w:pPr>
+      <w:rPr>
+        <w:rFonts w:ascii="Wingdings" w:hAnsi="Wingdings" w:hint="default"/>
+        <w:sz w:val="20"/>
+      </w:rPr>
+    </w:lvl>
+    <w:lvl w:ilvl="7" w:tentative="1">
+      <w:start w:val="1"/>
+      <w:numFmt w:val="bullet"/>
+      <w:lvlText w:val=""/>
+      <w:lvlJc w:val="left"/>
+      <w:pPr>
+        <w:tabs>
+          <w:tab w:val="num" w:pos="5760"/>
+        </w:tabs>
+        <w:ind w:left="5760" w:hanging="360"/>
+      </w:pPr>
+      <w:rPr>
+        <w:rFonts w:ascii="Wingdings" w:hAnsi="Wingdings" w:hint="default"/>
+        <w:sz w:val="20"/>
+      </w:rPr>
+    </w:lvl>
+    <w:lvl w:ilvl="8" w:tentative="1">
+      <w:start w:val="1"/>
+      <w:numFmt w:val="bullet"/>
+      <w:lvlText w:val=""/>
+      <w:lvlJc w:val="left"/>
+      <w:pPr>
+        <w:tabs>
+          <w:tab w:val="num" w:pos="6480"/>
+        </w:tabs>
+        <w:ind w:left="6480" w:hanging="360"/>
+      </w:pPr>
+      <w:rPr>
+        <w:rFonts w:ascii="Wingdings" w:hAnsi="Wingdings" w:hint="default"/>
+        <w:sz w:val="20"/>
+      </w:rPr>
+    </w:lvl>
+  </w:abstractNum>
+  <w:abstractNum w:abstractNumId="6" w15:restartNumberingAfterBreak="0">
+    <w:nsid w:val="3BC07998"/>
+    <w:multiLevelType w:val="multilevel"/>
+    <w:tmpl w:val="18F2789C"/>
     <w:lvl w:ilvl="0">
       <w:start w:val="1"/>
       <w:numFmt w:val="decimal"/>
@@ -4743,159 +5225,10 @@
       </w:pPr>
     </w:lvl>
   </w:abstractNum>
-  <w:abstractNum w:abstractNumId="6" w15:restartNumberingAfterBreak="0">
-    <w:nsid w:val="3F4B6A17"/>
+  <w:abstractNum w:abstractNumId="7" w15:restartNumberingAfterBreak="0">
+    <w:nsid w:val="430562ED"/>
     <w:multiLevelType w:val="multilevel"/>
-    <w:tmpl w:val="73EC8ACE"/>
-    <w:lvl w:ilvl="0">
-      <w:start w:val="1"/>
-      <w:numFmt w:val="bullet"/>
-      <w:lvlText w:val=""/>
-      <w:lvlJc w:val="left"/>
-      <w:pPr>
-        <w:tabs>
-          <w:tab w:val="num" w:pos="720"/>
-        </w:tabs>
-        <w:ind w:left="720" w:hanging="360"/>
-      </w:pPr>
-      <w:rPr>
-        <w:rFonts w:ascii="Symbol" w:hAnsi="Symbol" w:hint="default"/>
-        <w:sz w:val="20"/>
-      </w:rPr>
-    </w:lvl>
-    <w:lvl w:ilvl="1" w:tentative="1">
-      <w:start w:val="1"/>
-      <w:numFmt w:val="bullet"/>
-      <w:lvlText w:val="o"/>
-      <w:lvlJc w:val="left"/>
-      <w:pPr>
-        <w:tabs>
-          <w:tab w:val="num" w:pos="1440"/>
-        </w:tabs>
-        <w:ind w:left="1440" w:hanging="360"/>
-      </w:pPr>
-      <w:rPr>
-        <w:rFonts w:ascii="Courier New" w:hAnsi="Courier New" w:hint="default"/>
-        <w:sz w:val="20"/>
-      </w:rPr>
-    </w:lvl>
-    <w:lvl w:ilvl="2" w:tentative="1">
-      <w:start w:val="1"/>
-      <w:numFmt w:val="bullet"/>
-      <w:lvlText w:val=""/>
-      <w:lvlJc w:val="left"/>
-      <w:pPr>
-        <w:tabs>
-          <w:tab w:val="num" w:pos="2160"/>
-        </w:tabs>
-        <w:ind w:left="2160" w:hanging="360"/>
-      </w:pPr>
-      <w:rPr>
-        <w:rFonts w:ascii="Wingdings" w:hAnsi="Wingdings" w:hint="default"/>
-        <w:sz w:val="20"/>
-      </w:rPr>
-    </w:lvl>
-    <w:lvl w:ilvl="3" w:tentative="1">
-      <w:start w:val="1"/>
-      <w:numFmt w:val="bullet"/>
-      <w:lvlText w:val=""/>
-      <w:lvlJc w:val="left"/>
-      <w:pPr>
-        <w:tabs>
-          <w:tab w:val="num" w:pos="2880"/>
-        </w:tabs>
-        <w:ind w:left="2880" w:hanging="360"/>
-      </w:pPr>
-      <w:rPr>
-        <w:rFonts w:ascii="Wingdings" w:hAnsi="Wingdings" w:hint="default"/>
-        <w:sz w:val="20"/>
-      </w:rPr>
-    </w:lvl>
-    <w:lvl w:ilvl="4" w:tentative="1">
-      <w:start w:val="1"/>
-      <w:numFmt w:val="bullet"/>
-      <w:lvlText w:val=""/>
-      <w:lvlJc w:val="left"/>
-      <w:pPr>
-        <w:tabs>
-          <w:tab w:val="num" w:pos="3600"/>
-        </w:tabs>
-        <w:ind w:left="3600" w:hanging="360"/>
-      </w:pPr>
-      <w:rPr>
-        <w:rFonts w:ascii="Wingdings" w:hAnsi="Wingdings" w:hint="default"/>
-        <w:sz w:val="20"/>
-      </w:rPr>
-    </w:lvl>
-    <w:lvl w:ilvl="5" w:tentative="1">
-      <w:start w:val="1"/>
-      <w:numFmt w:val="bullet"/>
-      <w:lvlText w:val=""/>
-      <w:lvlJc w:val="left"/>
-      <w:pPr>
-        <w:tabs>
-          <w:tab w:val="num" w:pos="4320"/>
-        </w:tabs>
-        <w:ind w:left="4320" w:hanging="360"/>
-      </w:pPr>
-      <w:rPr>
-        <w:rFonts w:ascii="Wingdings" w:hAnsi="Wingdings" w:hint="default"/>
-        <w:sz w:val="20"/>
-      </w:rPr>
-    </w:lvl>
-    <w:lvl w:ilvl="6" w:tentative="1">
-      <w:start w:val="1"/>
-      <w:numFmt w:val="bullet"/>
-      <w:lvlText w:val=""/>
-      <w:lvlJc w:val="left"/>
-      <w:pPr>
-        <w:tabs>
-          <w:tab w:val="num" w:pos="5040"/>
-        </w:tabs>
-        <w:ind w:left="5040" w:hanging="360"/>
-      </w:pPr>
-      <w:rPr>
-        <w:rFonts w:ascii="Wingdings" w:hAnsi="Wingdings" w:hint="default"/>
-        <w:sz w:val="20"/>
-      </w:rPr>
-    </w:lvl>
-    <w:lvl w:ilvl="7" w:tentative="1">
-      <w:start w:val="1"/>
-      <w:numFmt w:val="bullet"/>
-      <w:lvlText w:val=""/>
-      <w:lvlJc w:val="left"/>
-      <w:pPr>
-        <w:tabs>
-          <w:tab w:val="num" w:pos="5760"/>
-        </w:tabs>
-        <w:ind w:left="5760" w:hanging="360"/>
-      </w:pPr>
-      <w:rPr>
-        <w:rFonts w:ascii="Wingdings" w:hAnsi="Wingdings" w:hint="default"/>
-        <w:sz w:val="20"/>
-      </w:rPr>
-    </w:lvl>
-    <w:lvl w:ilvl="8" w:tentative="1">
-      <w:start w:val="1"/>
-      <w:numFmt w:val="bullet"/>
-      <w:lvlText w:val=""/>
-      <w:lvlJc w:val="left"/>
-      <w:pPr>
-        <w:tabs>
-          <w:tab w:val="num" w:pos="6480"/>
-        </w:tabs>
-        <w:ind w:left="6480" w:hanging="360"/>
-      </w:pPr>
-      <w:rPr>
-        <w:rFonts w:ascii="Wingdings" w:hAnsi="Wingdings" w:hint="default"/>
-        <w:sz w:val="20"/>
-      </w:rPr>
-    </w:lvl>
-  </w:abstractNum>
-  <w:abstractNum w:abstractNumId="7" w15:restartNumberingAfterBreak="0">
-    <w:nsid w:val="49D373F5"/>
-    <w:multiLevelType w:val="multilevel"/>
-    <w:tmpl w:val="926008DE"/>
+    <w:tmpl w:val="B22CF6B6"/>
     <w:lvl w:ilvl="0">
       <w:start w:val="1"/>
       <w:numFmt w:val="decimal"/>
@@ -5006,9 +5339,9 @@
     </w:lvl>
   </w:abstractNum>
   <w:abstractNum w:abstractNumId="8" w15:restartNumberingAfterBreak="0">
-    <w:nsid w:val="625763E0"/>
+    <w:nsid w:val="53082E8D"/>
     <w:multiLevelType w:val="multilevel"/>
-    <w:tmpl w:val="AB207CB0"/>
+    <w:tmpl w:val="1EE6D018"/>
     <w:lvl w:ilvl="0">
       <w:start w:val="1"/>
       <w:numFmt w:val="bullet"/>
@@ -5155,9 +5488,9 @@
     </w:lvl>
   </w:abstractNum>
   <w:abstractNum w:abstractNumId="9" w15:restartNumberingAfterBreak="0">
-    <w:nsid w:val="658B51D4"/>
+    <w:nsid w:val="5E385D83"/>
     <w:multiLevelType w:val="multilevel"/>
-    <w:tmpl w:val="E04C3D08"/>
+    <w:tmpl w:val="64406B34"/>
     <w:lvl w:ilvl="0">
       <w:start w:val="1"/>
       <w:numFmt w:val="bullet"/>
@@ -5304,13 +5637,13 @@
     </w:lvl>
   </w:abstractNum>
   <w:abstractNum w:abstractNumId="10" w15:restartNumberingAfterBreak="0">
-    <w:nsid w:val="72F57E47"/>
+    <w:nsid w:val="6FFD106B"/>
     <w:multiLevelType w:val="multilevel"/>
-    <w:tmpl w:val="83386798"/>
+    <w:tmpl w:val="2C3E90E4"/>
     <w:lvl w:ilvl="0">
       <w:start w:val="1"/>
-      <w:numFmt w:val="bullet"/>
-      <w:lvlText w:val=""/>
+      <w:numFmt w:val="decimal"/>
+      <w:lvlText w:val="%1."/>
       <w:lvlJc w:val="left"/>
       <w:pPr>
         <w:tabs>
@@ -5318,15 +5651,11 @@
         </w:tabs>
         <w:ind w:left="720" w:hanging="360"/>
       </w:pPr>
-      <w:rPr>
-        <w:rFonts w:ascii="Symbol" w:hAnsi="Symbol" w:hint="default"/>
-        <w:sz w:val="20"/>
-      </w:rPr>
     </w:lvl>
     <w:lvl w:ilvl="1" w:tentative="1">
       <w:start w:val="1"/>
-      <w:numFmt w:val="bullet"/>
-      <w:lvlText w:val="o"/>
+      <w:numFmt w:val="decimal"/>
+      <w:lvlText w:val="%2."/>
       <w:lvlJc w:val="left"/>
       <w:pPr>
         <w:tabs>
@@ -5334,15 +5663,11 @@
         </w:tabs>
         <w:ind w:left="1440" w:hanging="360"/>
       </w:pPr>
-      <w:rPr>
-        <w:rFonts w:ascii="Courier New" w:hAnsi="Courier New" w:hint="default"/>
-        <w:sz w:val="20"/>
-      </w:rPr>
     </w:lvl>
     <w:lvl w:ilvl="2" w:tentative="1">
       <w:start w:val="1"/>
-      <w:numFmt w:val="bullet"/>
-      <w:lvlText w:val=""/>
+      <w:numFmt w:val="decimal"/>
+      <w:lvlText w:val="%3."/>
       <w:lvlJc w:val="left"/>
       <w:pPr>
         <w:tabs>
@@ -5350,15 +5675,11 @@
         </w:tabs>
         <w:ind w:left="2160" w:hanging="360"/>
       </w:pPr>
-      <w:rPr>
-        <w:rFonts w:ascii="Wingdings" w:hAnsi="Wingdings" w:hint="default"/>
-        <w:sz w:val="20"/>
-      </w:rPr>
     </w:lvl>
     <w:lvl w:ilvl="3" w:tentative="1">
       <w:start w:val="1"/>
-      <w:numFmt w:val="bullet"/>
-      <w:lvlText w:val=""/>
+      <w:numFmt w:val="decimal"/>
+      <w:lvlText w:val="%4."/>
       <w:lvlJc w:val="left"/>
       <w:pPr>
         <w:tabs>
@@ -5366,15 +5687,11 @@
         </w:tabs>
         <w:ind w:left="2880" w:hanging="360"/>
       </w:pPr>
-      <w:rPr>
-        <w:rFonts w:ascii="Wingdings" w:hAnsi="Wingdings" w:hint="default"/>
-        <w:sz w:val="20"/>
-      </w:rPr>
     </w:lvl>
     <w:lvl w:ilvl="4" w:tentative="1">
       <w:start w:val="1"/>
-      <w:numFmt w:val="bullet"/>
-      <w:lvlText w:val=""/>
+      <w:numFmt w:val="decimal"/>
+      <w:lvlText w:val="%5."/>
       <w:lvlJc w:val="left"/>
       <w:pPr>
         <w:tabs>
@@ -5382,15 +5699,11 @@
         </w:tabs>
         <w:ind w:left="3600" w:hanging="360"/>
       </w:pPr>
-      <w:rPr>
-        <w:rFonts w:ascii="Wingdings" w:hAnsi="Wingdings" w:hint="default"/>
-        <w:sz w:val="20"/>
-      </w:rPr>
     </w:lvl>
     <w:lvl w:ilvl="5" w:tentative="1">
       <w:start w:val="1"/>
-      <w:numFmt w:val="bullet"/>
-      <w:lvlText w:val=""/>
+      <w:numFmt w:val="decimal"/>
+      <w:lvlText w:val="%6."/>
       <w:lvlJc w:val="left"/>
       <w:pPr>
         <w:tabs>
@@ -5398,15 +5711,11 @@
         </w:tabs>
         <w:ind w:left="4320" w:hanging="360"/>
       </w:pPr>
-      <w:rPr>
-        <w:rFonts w:ascii="Wingdings" w:hAnsi="Wingdings" w:hint="default"/>
-        <w:sz w:val="20"/>
-      </w:rPr>
     </w:lvl>
     <w:lvl w:ilvl="6" w:tentative="1">
       <w:start w:val="1"/>
-      <w:numFmt w:val="bullet"/>
-      <w:lvlText w:val=""/>
+      <w:numFmt w:val="decimal"/>
+      <w:lvlText w:val="%7."/>
       <w:lvlJc w:val="left"/>
       <w:pPr>
         <w:tabs>
@@ -5414,15 +5723,11 @@
         </w:tabs>
         <w:ind w:left="5040" w:hanging="360"/>
       </w:pPr>
-      <w:rPr>
-        <w:rFonts w:ascii="Wingdings" w:hAnsi="Wingdings" w:hint="default"/>
-        <w:sz w:val="20"/>
-      </w:rPr>
     </w:lvl>
     <w:lvl w:ilvl="7" w:tentative="1">
       <w:start w:val="1"/>
-      <w:numFmt w:val="bullet"/>
-      <w:lvlText w:val=""/>
+      <w:numFmt w:val="decimal"/>
+      <w:lvlText w:val="%8."/>
       <w:lvlJc w:val="left"/>
       <w:pPr>
         <w:tabs>
@@ -5430,15 +5735,11 @@
         </w:tabs>
         <w:ind w:left="5760" w:hanging="360"/>
       </w:pPr>
-      <w:rPr>
-        <w:rFonts w:ascii="Wingdings" w:hAnsi="Wingdings" w:hint="default"/>
-        <w:sz w:val="20"/>
-      </w:rPr>
     </w:lvl>
     <w:lvl w:ilvl="8" w:tentative="1">
       <w:start w:val="1"/>
-      <w:numFmt w:val="bullet"/>
-      <w:lvlText w:val=""/>
+      <w:numFmt w:val="decimal"/>
+      <w:lvlText w:val="%9."/>
       <w:lvlJc w:val="left"/>
       <w:pPr>
         <w:tabs>
@@ -5446,20 +5747,16 @@
         </w:tabs>
         <w:ind w:left="6480" w:hanging="360"/>
       </w:pPr>
-      <w:rPr>
-        <w:rFonts w:ascii="Wingdings" w:hAnsi="Wingdings" w:hint="default"/>
-        <w:sz w:val="20"/>
-      </w:rPr>
     </w:lvl>
   </w:abstractNum>
   <w:abstractNum w:abstractNumId="11" w15:restartNumberingAfterBreak="0">
-    <w:nsid w:val="7A6B2D2D"/>
+    <w:nsid w:val="7D7547F8"/>
     <w:multiLevelType w:val="multilevel"/>
-    <w:tmpl w:val="B8C0222A"/>
+    <w:tmpl w:val="7AA806EE"/>
     <w:lvl w:ilvl="0">
       <w:start w:val="1"/>
-      <w:numFmt w:val="decimal"/>
-      <w:lvlText w:val="%1."/>
+      <w:numFmt w:val="bullet"/>
+      <w:lvlText w:val=""/>
       <w:lvlJc w:val="left"/>
       <w:pPr>
         <w:tabs>
@@ -5467,11 +5764,15 @@
         </w:tabs>
         <w:ind w:left="720" w:hanging="360"/>
       </w:pPr>
+      <w:rPr>
+        <w:rFonts w:ascii="Symbol" w:hAnsi="Symbol" w:hint="default"/>
+        <w:sz w:val="20"/>
+      </w:rPr>
     </w:lvl>
     <w:lvl w:ilvl="1" w:tentative="1">
       <w:start w:val="1"/>
-      <w:numFmt w:val="decimal"/>
-      <w:lvlText w:val="%2."/>
+      <w:numFmt w:val="bullet"/>
+      <w:lvlText w:val="o"/>
       <w:lvlJc w:val="left"/>
       <w:pPr>
         <w:tabs>
@@ -5479,11 +5780,15 @@
         </w:tabs>
         <w:ind w:left="1440" w:hanging="360"/>
       </w:pPr>
+      <w:rPr>
+        <w:rFonts w:ascii="Courier New" w:hAnsi="Courier New" w:hint="default"/>
+        <w:sz w:val="20"/>
+      </w:rPr>
     </w:lvl>
     <w:lvl w:ilvl="2" w:tentative="1">
       <w:start w:val="1"/>
-      <w:numFmt w:val="decimal"/>
-      <w:lvlText w:val="%3."/>
+      <w:numFmt w:val="bullet"/>
+      <w:lvlText w:val=""/>
       <w:lvlJc w:val="left"/>
       <w:pPr>
         <w:tabs>
@@ -5491,11 +5796,15 @@
         </w:tabs>
         <w:ind w:left="2160" w:hanging="360"/>
       </w:pPr>
+      <w:rPr>
+        <w:rFonts w:ascii="Wingdings" w:hAnsi="Wingdings" w:hint="default"/>
+        <w:sz w:val="20"/>
+      </w:rPr>
     </w:lvl>
     <w:lvl w:ilvl="3" w:tentative="1">
       <w:start w:val="1"/>
-      <w:numFmt w:val="decimal"/>
-      <w:lvlText w:val="%4."/>
+      <w:numFmt w:val="bullet"/>
+      <w:lvlText w:val=""/>
       <w:lvlJc w:val="left"/>
       <w:pPr>
         <w:tabs>
@@ -5503,11 +5812,15 @@
         </w:tabs>
         <w:ind w:left="2880" w:hanging="360"/>
       </w:pPr>
+      <w:rPr>
+        <w:rFonts w:ascii="Wingdings" w:hAnsi="Wingdings" w:hint="default"/>
+        <w:sz w:val="20"/>
+      </w:rPr>
     </w:lvl>
     <w:lvl w:ilvl="4" w:tentative="1">
       <w:start w:val="1"/>
-      <w:numFmt w:val="decimal"/>
-      <w:lvlText w:val="%5."/>
+      <w:numFmt w:val="bullet"/>
+      <w:lvlText w:val=""/>
       <w:lvlJc w:val="left"/>
       <w:pPr>
         <w:tabs>
@@ -5515,11 +5828,15 @@
         </w:tabs>
         <w:ind w:left="3600" w:hanging="360"/>
       </w:pPr>
+      <w:rPr>
+        <w:rFonts w:ascii="Wingdings" w:hAnsi="Wingdings" w:hint="default"/>
+        <w:sz w:val="20"/>
+      </w:rPr>
     </w:lvl>
     <w:lvl w:ilvl="5" w:tentative="1">
       <w:start w:val="1"/>
-      <w:numFmt w:val="decimal"/>
-      <w:lvlText w:val="%6."/>
+      <w:numFmt w:val="bullet"/>
+      <w:lvlText w:val=""/>
       <w:lvlJc w:val="left"/>
       <w:pPr>
         <w:tabs>
@@ -5527,11 +5844,15 @@
         </w:tabs>
         <w:ind w:left="4320" w:hanging="360"/>
       </w:pPr>
+      <w:rPr>
+        <w:rFonts w:ascii="Wingdings" w:hAnsi="Wingdings" w:hint="default"/>
+        <w:sz w:val="20"/>
+      </w:rPr>
     </w:lvl>
     <w:lvl w:ilvl="6" w:tentative="1">
       <w:start w:val="1"/>
-      <w:numFmt w:val="decimal"/>
-      <w:lvlText w:val="%7."/>
+      <w:numFmt w:val="bullet"/>
+      <w:lvlText w:val=""/>
       <w:lvlJc w:val="left"/>
       <w:pPr>
         <w:tabs>
@@ -5539,11 +5860,15 @@
         </w:tabs>
         <w:ind w:left="5040" w:hanging="360"/>
       </w:pPr>
+      <w:rPr>
+        <w:rFonts w:ascii="Wingdings" w:hAnsi="Wingdings" w:hint="default"/>
+        <w:sz w:val="20"/>
+      </w:rPr>
     </w:lvl>
     <w:lvl w:ilvl="7" w:tentative="1">
       <w:start w:val="1"/>
-      <w:numFmt w:val="decimal"/>
-      <w:lvlText w:val="%8."/>
+      <w:numFmt w:val="bullet"/>
+      <w:lvlText w:val=""/>
       <w:lvlJc w:val="left"/>
       <w:pPr>
         <w:tabs>
@@ -5551,11 +5876,15 @@
         </w:tabs>
         <w:ind w:left="5760" w:hanging="360"/>
       </w:pPr>
+      <w:rPr>
+        <w:rFonts w:ascii="Wingdings" w:hAnsi="Wingdings" w:hint="default"/>
+        <w:sz w:val="20"/>
+      </w:rPr>
     </w:lvl>
     <w:lvl w:ilvl="8" w:tentative="1">
       <w:start w:val="1"/>
-      <w:numFmt w:val="decimal"/>
-      <w:lvlText w:val="%9."/>
+      <w:numFmt w:val="bullet"/>
+      <w:lvlText w:val=""/>
       <w:lvlJc w:val="left"/>
       <w:pPr>
         <w:tabs>
@@ -5563,43 +5892,47 @@
         </w:tabs>
         <w:ind w:left="6480" w:hanging="360"/>
       </w:pPr>
+      <w:rPr>
+        <w:rFonts w:ascii="Wingdings" w:hAnsi="Wingdings" w:hint="default"/>
+        <w:sz w:val="20"/>
+      </w:rPr>
     </w:lvl>
   </w:abstractNum>
-  <w:num w:numId="1" w16cid:durableId="435292285">
+  <w:num w:numId="1" w16cid:durableId="78454065">
+    <w:abstractNumId w:val="0"/>
+  </w:num>
+  <w:num w:numId="2" w16cid:durableId="10031373">
+    <w:abstractNumId w:val="3"/>
+  </w:num>
+  <w:num w:numId="3" w16cid:durableId="1547831689">
+    <w:abstractNumId w:val="8"/>
+  </w:num>
+  <w:num w:numId="4" w16cid:durableId="1849638008">
+    <w:abstractNumId w:val="10"/>
+  </w:num>
+  <w:num w:numId="5" w16cid:durableId="906771220">
+    <w:abstractNumId w:val="7"/>
+  </w:num>
+  <w:num w:numId="6" w16cid:durableId="983050746">
+    <w:abstractNumId w:val="4"/>
+  </w:num>
+  <w:num w:numId="7" w16cid:durableId="218563918">
+    <w:abstractNumId w:val="1"/>
+  </w:num>
+  <w:num w:numId="8" w16cid:durableId="765148411">
     <w:abstractNumId w:val="2"/>
   </w:num>
-  <w:num w:numId="2" w16cid:durableId="2036688358">
-    <w:abstractNumId w:val="11"/>
+  <w:num w:numId="9" w16cid:durableId="1176728699">
+    <w:abstractNumId w:val="6"/>
   </w:num>
-  <w:num w:numId="3" w16cid:durableId="1773822020">
-    <w:abstractNumId w:val="8"/>
+  <w:num w:numId="10" w16cid:durableId="337585915">
+    <w:abstractNumId w:val="9"/>
   </w:num>
-  <w:num w:numId="4" w16cid:durableId="897089001">
-    <w:abstractNumId w:val="7"/>
-  </w:num>
-  <w:num w:numId="5" w16cid:durableId="807938107">
-    <w:abstractNumId w:val="3"/>
-  </w:num>
-  <w:num w:numId="6" w16cid:durableId="2135563738">
-    <w:abstractNumId w:val="1"/>
-  </w:num>
-  <w:num w:numId="7" w16cid:durableId="1719282167">
-    <w:abstractNumId w:val="10"/>
-  </w:num>
-  <w:num w:numId="8" w16cid:durableId="711342141">
-    <w:abstractNumId w:val="4"/>
-  </w:num>
-  <w:num w:numId="9" w16cid:durableId="339084754">
+  <w:num w:numId="11" w16cid:durableId="38551692">
     <w:abstractNumId w:val="5"/>
   </w:num>
-  <w:num w:numId="10" w16cid:durableId="105735475">
-    <w:abstractNumId w:val="0"/>
-  </w:num>
-  <w:num w:numId="11" w16cid:durableId="1584802126">
-    <w:abstractNumId w:val="9"/>
-  </w:num>
-  <w:num w:numId="12" w16cid:durableId="1291475443">
-    <w:abstractNumId w:val="6"/>
+  <w:num w:numId="12" w16cid:durableId="241184923">
+    <w:abstractNumId w:val="11"/>
   </w:num>
 </w:numbering>
 </file>
